--- a/klagomål/A 14855-2026 FSC-klagomål.docx
+++ b/klagomål/A 14855-2026 FSC-klagomål.docx
@@ -731,7 +731,7 @@
     <w:r>
       <w:tab/>
       <w:tab/>
-      <w:t>2026-04-14</w:t>
+      <w:t>2026-04-15</w:t>
       <w:br/>
       <w:br/>
     </w:r>

--- a/klagomål/A 14855-2026 FSC-klagomål.docx
+++ b/klagomål/A 14855-2026 FSC-klagomål.docx
@@ -731,7 +731,7 @@
     <w:r>
       <w:tab/>
       <w:tab/>
-      <w:t>2026-04-15</w:t>
+      <w:t>2026-04-16</w:t>
       <w:br/>
       <w:br/>
     </w:r>

--- a/klagomål/A 14855-2026 FSC-klagomål.docx
+++ b/klagomål/A 14855-2026 FSC-klagomål.docx
@@ -731,7 +731,7 @@
     <w:r>
       <w:tab/>
       <w:tab/>
-      <w:t>2026-04-16</w:t>
+      <w:t>2026-04-17</w:t>
       <w:br/>
       <w:br/>
     </w:r>

--- a/klagomål/A 14855-2026 FSC-klagomål.docx
+++ b/klagomål/A 14855-2026 FSC-klagomål.docx
@@ -731,7 +731,7 @@
     <w:r>
       <w:tab/>
       <w:tab/>
-      <w:t>2026-04-17</w:t>
+      <w:t>2026-04-18</w:t>
       <w:br/>
       <w:br/>
     </w:r>

--- a/klagomål/A 14855-2026 FSC-klagomål.docx
+++ b/klagomål/A 14855-2026 FSC-klagomål.docx
@@ -731,7 +731,7 @@
     <w:r>
       <w:tab/>
       <w:tab/>
-      <w:t>2026-04-18</w:t>
+      <w:t>2026-04-19</w:t>
       <w:br/>
       <w:br/>
     </w:r>

--- a/klagomål/A 14855-2026 FSC-klagomål.docx
+++ b/klagomål/A 14855-2026 FSC-klagomål.docx
@@ -731,7 +731,7 @@
     <w:r>
       <w:tab/>
       <w:tab/>
-      <w:t>2026-04-19</w:t>
+      <w:t>2026-04-20</w:t>
       <w:br/>
       <w:br/>
     </w:r>

--- a/klagomål/A 14855-2026 FSC-klagomål.docx
+++ b/klagomål/A 14855-2026 FSC-klagomål.docx
@@ -731,7 +731,7 @@
     <w:r>
       <w:tab/>
       <w:tab/>
-      <w:t>2026-04-20</w:t>
+      <w:t>2026-04-21</w:t>
       <w:br/>
       <w:br/>
     </w:r>

--- a/klagomål/A 14855-2026 FSC-klagomål.docx
+++ b/klagomål/A 14855-2026 FSC-klagomål.docx
@@ -731,7 +731,7 @@
     <w:r>
       <w:tab/>
       <w:tab/>
-      <w:t>2026-04-21</w:t>
+      <w:t>2026-04-22</w:t>
       <w:br/>
       <w:br/>
     </w:r>

--- a/klagomål/A 14855-2026 FSC-klagomål.docx
+++ b/klagomål/A 14855-2026 FSC-klagomål.docx
@@ -191,7 +191,7 @@
     </w:p>
     <w:p>
       <w:r>
-        <w:t>I avverkningsanmälan har följande 3 naturvårdsarter hittats: svart taggsvamp agg. (NT), dropptaggsvamp (S) och vanlig padda (§6). Av dessa är 1 rödlistade. För rödlistade arter har rödlistekategorin angivits inom parentes. Arter som är signalarter enligt Skogsstyrelsen har markerats med (S). För fridlysta arter anges även paragrafen i Artskyddsförordningen som arten är fridlyst enligt.</w:t>
+        <w:t>I avverkningsanmälan har följande 4 naturvårdsarter hittats: svart taggsvamp agg. (NT), dropptaggsvamp (S), grönpyrola (S) och vanlig padda (§6). Av dessa är 1 rödlistade. För rödlistade arter har rödlistekategorin angivits inom parentes. Arter som är signalarter enligt Skogsstyrelsen har markerats med (S). För fridlysta arter anges även paragrafen i Artskyddsförordningen som arten är fridlyst enligt.</w:t>
       </w:r>
     </w:p>
     <w:p>
@@ -264,6 +264,35 @@
       </w:r>
       <w:r>
         <w:t>(SLU Artdatabanken, 2026).</w:t>
+      </w:r>
+    </w:p>
+    <w:p>
+      <w:r>
+        <w:rPr>
+          <w:b/>
+        </w:rPr>
+        <w:t xml:space="preserve">Grönpyrola </w:t>
+      </w:r>
+      <w:r>
+        <w:t xml:space="preserve">växer främst på sandig, torr eller frisk mark i äldre barrskog, ofta på isälvsmaterial såsom sand och grus. Den påträffas främst i äldre naturligt uppkomna barrskogar, exempelvis på tallmoar, i åssluttningar, dyner och rasbranter. Arten är känslig för skogsbruksmetoder såsom slutavverkning och markberedning. Grönpyrola är typisk art för </w:t>
+      </w:r>
+      <w:r>
+        <w:rPr>
+          <w:i/>
+        </w:rPr>
+        <w:t>9010 Taiga, 9060 Åsbarrskog</w:t>
+      </w:r>
+      <w:r>
+        <w:t xml:space="preserve"> och</w:t>
+      </w:r>
+      <w:r>
+        <w:rPr>
+          <w:i/>
+        </w:rPr>
+        <w:t xml:space="preserve"> 1610 Åsöar i Östersjön </w:t>
+      </w:r>
+      <w:r>
+        <w:t>(Nitare &amp; Skogsstyrelsen, 2019; SLU Artdatabanken, 2025).</w:t>
       </w:r>
     </w:p>
     <w:p>
@@ -416,7 +445,7 @@
         <w:rPr>
           <w:i/>
         </w:rPr>
-        <w:t>I det avverkningsanmälda skogsområdet har 3 naturvårdsarter varav 1 rödlistade arter sina livsmiljöer och växtplatser.</w:t>
+        <w:t>I det avverkningsanmälda skogsområdet har 4 naturvårdsarter varav 1 rödlistade arter sina livsmiljöer och växtplatser.</w:t>
       </w:r>
     </w:p>
     <w:p>
@@ -731,7 +760,7 @@
     <w:r>
       <w:tab/>
       <w:tab/>
-      <w:t>2026-04-22</w:t>
+      <w:t>2026-04-23</w:t>
       <w:br/>
       <w:br/>
     </w:r>

--- a/klagomål/A 14855-2026 FSC-klagomål.docx
+++ b/klagomål/A 14855-2026 FSC-klagomål.docx
@@ -760,7 +760,7 @@
     <w:r>
       <w:tab/>
       <w:tab/>
-      <w:t>2026-04-23</w:t>
+      <w:t>2026-04-24</w:t>
       <w:br/>
       <w:br/>
     </w:r>

--- a/klagomål/A 14855-2026 FSC-klagomål.docx
+++ b/klagomål/A 14855-2026 FSC-klagomål.docx
@@ -760,7 +760,7 @@
     <w:r>
       <w:tab/>
       <w:tab/>
-      <w:t>2026-04-24</w:t>
+      <w:t>2026-04-25</w:t>
       <w:br/>
       <w:br/>
     </w:r>

--- a/klagomål/A 14855-2026 FSC-klagomål.docx
+++ b/klagomål/A 14855-2026 FSC-klagomål.docx
@@ -760,7 +760,7 @@
     <w:r>
       <w:tab/>
       <w:tab/>
-      <w:t>2026-04-25</w:t>
+      <w:t>2026-04-26</w:t>
       <w:br/>
       <w:br/>
     </w:r>

--- a/klagomål/A 14855-2026 FSC-klagomål.docx
+++ b/klagomål/A 14855-2026 FSC-klagomål.docx
@@ -760,7 +760,7 @@
     <w:r>
       <w:tab/>
       <w:tab/>
-      <w:t>2026-04-26</w:t>
+      <w:t>2026-04-27</w:t>
       <w:br/>
       <w:br/>
     </w:r>

--- a/klagomål/A 14855-2026 FSC-klagomål.docx
+++ b/klagomål/A 14855-2026 FSC-klagomål.docx
@@ -760,7 +760,7 @@
     <w:r>
       <w:tab/>
       <w:tab/>
-      <w:t>2026-04-27</w:t>
+      <w:t>2026-04-28</w:t>
       <w:br/>
       <w:br/>
     </w:r>

--- a/klagomål/A 14855-2026 FSC-klagomål.docx
+++ b/klagomål/A 14855-2026 FSC-klagomål.docx
@@ -760,7 +760,7 @@
     <w:r>
       <w:tab/>
       <w:tab/>
-      <w:t>2026-04-28</w:t>
+      <w:t>2026-04-29</w:t>
       <w:br/>
       <w:br/>
     </w:r>

--- a/klagomål/A 14855-2026 FSC-klagomål.docx
+++ b/klagomål/A 14855-2026 FSC-klagomål.docx
@@ -760,7 +760,7 @@
     <w:r>
       <w:tab/>
       <w:tab/>
-      <w:t>2026-04-29</w:t>
+      <w:t>2026-04-30</w:t>
       <w:br/>
       <w:br/>
     </w:r>

--- a/klagomål/A 14855-2026 FSC-klagomål.docx
+++ b/klagomål/A 14855-2026 FSC-klagomål.docx
@@ -760,7 +760,7 @@
     <w:r>
       <w:tab/>
       <w:tab/>
-      <w:t>2026-04-30</w:t>
+      <w:t>2026-05-01</w:t>
       <w:br/>
       <w:br/>
     </w:r>

--- a/klagomål/A 14855-2026 FSC-klagomål.docx
+++ b/klagomål/A 14855-2026 FSC-klagomål.docx
@@ -760,7 +760,7 @@
     <w:r>
       <w:tab/>
       <w:tab/>
-      <w:t>2026-05-01</w:t>
+      <w:t>2026-05-02</w:t>
       <w:br/>
       <w:br/>
     </w:r>

--- a/klagomål/A 14855-2026 FSC-klagomål.docx
+++ b/klagomål/A 14855-2026 FSC-klagomål.docx
@@ -760,7 +760,7 @@
     <w:r>
       <w:tab/>
       <w:tab/>
-      <w:t>2026-05-02</w:t>
+      <w:t>2026-05-03</w:t>
       <w:br/>
       <w:br/>
     </w:r>

--- a/klagomål/A 14855-2026 FSC-klagomål.docx
+++ b/klagomål/A 14855-2026 FSC-klagomål.docx
@@ -760,7 +760,7 @@
     <w:r>
       <w:tab/>
       <w:tab/>
-      <w:t>2026-05-03</w:t>
+      <w:t>2026-05-04</w:t>
       <w:br/>
       <w:br/>
     </w:r>

--- a/klagomål/A 14855-2026 FSC-klagomål.docx
+++ b/klagomål/A 14855-2026 FSC-klagomål.docx
@@ -760,7 +760,7 @@
     <w:r>
       <w:tab/>
       <w:tab/>
-      <w:t>2026-05-04</w:t>
+      <w:t>2026-05-05</w:t>
       <w:br/>
       <w:br/>
     </w:r>

--- a/klagomål/A 14855-2026 FSC-klagomål.docx
+++ b/klagomål/A 14855-2026 FSC-klagomål.docx
@@ -760,7 +760,7 @@
     <w:r>
       <w:tab/>
       <w:tab/>
-      <w:t>2026-05-05</w:t>
+      <w:t>2026-05-06</w:t>
       <w:br/>
       <w:br/>
     </w:r>

--- a/klagomål/A 14855-2026 FSC-klagomål.docx
+++ b/klagomål/A 14855-2026 FSC-klagomål.docx
@@ -760,7 +760,7 @@
     <w:r>
       <w:tab/>
       <w:tab/>
-      <w:t>2026-05-16</w:t>
+      <w:t>2026-05-17</w:t>
       <w:br/>
       <w:br/>
     </w:r>

--- a/klagomål/A 14855-2026 FSC-klagomål.docx
+++ b/klagomål/A 14855-2026 FSC-klagomål.docx
@@ -760,7 +760,7 @@
     <w:r>
       <w:tab/>
       <w:tab/>
-      <w:t>2026-05-17</w:t>
+      <w:t>2026-05-18</w:t>
       <w:br/>
       <w:br/>
     </w:r>

--- a/klagomål/A 14855-2026 FSC-klagomål.docx
+++ b/klagomål/A 14855-2026 FSC-klagomål.docx
@@ -760,7 +760,7 @@
     <w:r>
       <w:tab/>
       <w:tab/>
-      <w:t>2026-05-18</w:t>
+      <w:t>2026-05-19</w:t>
       <w:br/>
       <w:br/>
     </w:r>

--- a/klagomål/A 14855-2026 FSC-klagomål.docx
+++ b/klagomål/A 14855-2026 FSC-klagomål.docx
@@ -760,7 +760,7 @@
     <w:r>
       <w:tab/>
       <w:tab/>
-      <w:t>2026-05-19</w:t>
+      <w:t>2026-05-20</w:t>
       <w:br/>
       <w:br/>
     </w:r>

--- a/klagomål/A 14855-2026 FSC-klagomål.docx
+++ b/klagomål/A 14855-2026 FSC-klagomål.docx
@@ -760,7 +760,7 @@
     <w:r>
       <w:tab/>
       <w:tab/>
-      <w:t>2026-06-15</w:t>
+      <w:t>2026-06-16</w:t>
       <w:br/>
       <w:br/>
     </w:r>

--- a/klagomål/A 14855-2026 FSC-klagomål.docx
+++ b/klagomål/A 14855-2026 FSC-klagomål.docx
@@ -760,7 +760,7 @@
     <w:r>
       <w:tab/>
       <w:tab/>
-      <w:t>2026-06-16</w:t>
+      <w:t>2026-06-17</w:t>
       <w:br/>
       <w:br/>
     </w:r>

--- a/klagomål/A 14855-2026 FSC-klagomål.docx
+++ b/klagomål/A 14855-2026 FSC-klagomål.docx
@@ -1,6 +1,6 @@
 
 <file path=word/document.xml><?xml version="1.0" encoding="utf-8"?>
-<w:document xmlns:wpc="http://schemas.microsoft.com/office/word/2010/wordprocessingCanvas" xmlns:cx="http://schemas.microsoft.com/office/drawing/2014/chartex" xmlns:cx1="http://schemas.microsoft.com/office/drawing/2015/9/8/chartex" xmlns:cx2="http://schemas.microsoft.com/office/drawing/2015/10/21/chartex" xmlns:cx3="http://schemas.microsoft.com/office/drawing/2016/5/9/chartex" xmlns:cx4="http://schemas.microsoft.com/office/drawing/2016/5/10/chartex" xmlns:cx5="http://schemas.microsoft.com/office/drawing/2016/5/11/chartex" xmlns:cx6="http://schemas.microsoft.com/office/drawing/2016/5/12/chartex" xmlns:cx7="http://schemas.microsoft.com/office/drawing/2016/5/13/chartex" xmlns:cx8="http://schemas.microsoft.com/office/drawing/2016/5/14/chartex" xmlns:mc="http://schemas.openxmlformats.org/markup-compatibility/2006" xmlns:aink="http://schemas.microsoft.com/office/drawing/2016/ink" xmlns:am3d="http://schemas.microsoft.com/office/drawing/2017/model3d" xmlns:o="urn:schemas-microsoft-com:office:office" xmlns:oel="http://schemas.microsoft.com/office/2019/extlst" xmlns:r="http://schemas.openxmlformats.org/officeDocument/2006/relationships" xmlns:m="http://schemas.openxmlformats.org/officeDocument/2006/math" xmlns:v="urn:schemas-microsoft-com:vml" xmlns:wp14="http://schemas.microsoft.com/office/word/2010/wordprocessingDrawing" xmlns:wp="http://schemas.openxmlformats.org/drawingml/2006/wordprocessingDrawing" xmlns:w10="urn:schemas-microsoft-com:office:word" xmlns:w="http://schemas.openxmlformats.org/wordprocessingml/2006/main" xmlns:w14="http://schemas.microsoft.com/office/word/2010/wordml" xmlns:w15="http://schemas.microsoft.com/office/word/2012/wordml" xmlns:w16cex="http://schemas.microsoft.com/office/word/2018/wordml/cex" xmlns:w16cid="http://schemas.microsoft.com/office/word/2016/wordml/cid" xmlns:w16="http://schemas.microsoft.com/office/word/2018/wordml" xmlns:w16sdtdh="http://schemas.microsoft.com/office/word/2020/wordml/sdtdatahash" xmlns:w16se="http://schemas.microsoft.com/office/word/2015/wordml/symex" xmlns:wpg="http://schemas.microsoft.com/office/word/2010/wordprocessingGroup" xmlns:wpi="http://schemas.microsoft.com/office/word/2010/wordprocessingInk" xmlns:wne="http://schemas.microsoft.com/office/word/2006/wordml" xmlns:wps="http://schemas.microsoft.com/office/word/2010/wordprocessingShape" mc:Ignorable="w14 w15 w16se w16cid w16 w16cex w16sdtdh wp14">
+<w:document xmlns:wpc="http://schemas.microsoft.com/office/word/2010/wordprocessingCanvas" xmlns:cx="http://schemas.microsoft.com/office/drawing/2014/chartex" xmlns:cx1="http://schemas.microsoft.com/office/drawing/2015/9/8/chartex" xmlns:cx2="http://schemas.microsoft.com/office/drawing/2015/10/21/chartex" xmlns:cx3="http://schemas.microsoft.com/office/drawing/2016/5/9/chartex" xmlns:cx4="http://schemas.microsoft.com/office/drawing/2016/5/10/chartex" xmlns:cx5="http://schemas.microsoft.com/office/drawing/2016/5/11/chartex" xmlns:cx6="http://schemas.microsoft.com/office/drawing/2016/5/12/chartex" xmlns:cx7="http://schemas.microsoft.com/office/drawing/2016/5/13/chartex" xmlns:cx8="http://schemas.microsoft.com/office/drawing/2016/5/14/chartex" xmlns:mc="http://schemas.openxmlformats.org/markup-compatibility/2006" xmlns:aink="http://schemas.microsoft.com/office/drawing/2016/ink" xmlns:am3d="http://schemas.microsoft.com/office/drawing/2017/model3d" xmlns:o="urn:schemas-microsoft-com:office:office" xmlns:oel="http://schemas.microsoft.com/office/2019/extlst" xmlns:r="http://schemas.openxmlformats.org/officeDocument/2006/relationships" xmlns:m="http://schemas.openxmlformats.org/officeDocument/2006/math" xmlns:v="urn:schemas-microsoft-com:vml" xmlns:wp14="http://schemas.microsoft.com/office/word/2010/wordprocessingDrawing" xmlns:wp="http://schemas.openxmlformats.org/drawingml/2006/wordprocessingDrawing" xmlns:w10="urn:schemas-microsoft-com:office:word" xmlns:w="http://schemas.openxmlformats.org/wordprocessingml/2006/main" xmlns:w14="http://schemas.microsoft.com/office/word/2010/wordml" xmlns:w15="http://schemas.microsoft.com/office/word/2012/wordml" xmlns:w16cex="http://schemas.microsoft.com/office/word/2018/wordml/cex" xmlns:w16cid="http://schemas.microsoft.com/office/word/2016/wordml/cid" xmlns:w16="http://schemas.microsoft.com/office/word/2018/wordml" xmlns:w16du="http://schemas.microsoft.com/office/word/2023/wordml/word16du" xmlns:w16sdtdh="http://schemas.microsoft.com/office/word/2020/wordml/sdtdatahash" xmlns:w16sdtfl="http://schemas.microsoft.com/office/word/2024/wordml/sdtformatlock" xmlns:w16se="http://schemas.microsoft.com/office/word/2015/wordml/symex" xmlns:wpg="http://schemas.microsoft.com/office/word/2010/wordprocessingGroup" xmlns:wpi="http://schemas.microsoft.com/office/word/2010/wordprocessingInk" xmlns:wne="http://schemas.microsoft.com/office/word/2006/wordml" xmlns:wps="http://schemas.microsoft.com/office/word/2010/wordprocessingShape" mc:Ignorable="w14 w15 w16se w16cid w16 w16cex w16sdtdh w16sdtfl w16du wp14">
   <w:body>
     <w:p>
       <w:r>
@@ -168,7 +168,7 @@
     </w:p>
     <w:p>
       <w:r>
-        <w:t>Detta dokument behandlar höga naturvärden i avverkningsanmälan A 14855-2026 i Nyköpings kommun. Denna avverkningsanmälan inkom 2026-03-23 10:12:07 och omfattar 3,5 ha.</w:t>
+        <w:t>Detta dokument behandlar höga naturvärden i avverkningsanmälan A 14855-2026 i Nyköpings kommun som inkom 2026-03-23 och omfattar 3,5 ha.</w:t>
       </w:r>
     </w:p>
     <w:p>
@@ -191,12 +191,15 @@
     </w:p>
     <w:p>
       <w:r>
-        <w:t>I avverkningsanmälan har följande 4 naturvårdsarter hittats: svart taggsvamp agg. (NT), dropptaggsvamp (S), grönpyrola (S) och vanlig padda (§6). Av dessa är 1 rödlistade. För rödlistade arter har rödlistekategorin angivits inom parentes. Arter som är signalarter enligt Skogsstyrelsen har markerats med (S). För fridlysta arter anges även paragrafen i Artskyddsförordningen som arten är fridlyst enligt.</w:t>
+        <w:t>I avverkningsanmälan har följande 4 naturvårdsarter hittats: dropptaggsvamp (NT, T), Phellodon aquiloniniger (NT), grönpyrola (S, T) och vanlig padda (§6). Av dessa är 2 rödlistade. För rödlistade arter har rödlistekategorin angivits inom parentes. Arter som är signalarter enligt Skogsstyrelsen har markerats med (S). Typiska arter inom Natura 2000 som är kopplade till skogsekosystem har markerats med (T). För fridlysta arter anges även paragrafen i Artskyddsförordningen som arten är fridlyst enligt.</w:t>
       </w:r>
     </w:p>
     <w:p>
       <w:r>
-        <w:t>De påträffade naturvårdsarterna är ett tydligt kvitto på att detta rör sig om en skog med höga naturvärden. I Figur 1 visas en karta över det avverkningsanmälda området, där samtliga fyndplatser för naturvårdsarter som finns registrerade på Artportalen har markerats.</w:t>
+        <w:t>De påträffade naturvårdsarterna är ett tydligt kvitto på att det rör sig om en skog med höga naturvärden.</w:t>
+      </w:r>
+      <w:r>
+        <w:t xml:space="preserve"> I Figur 1 visas fyndplatser för naturvårdsarter i området, som finns registrerade på Artportalen.</w:t>
       </w:r>
     </w:p>
     <w:p>
@@ -206,7 +209,7 @@
       <w:r>
         <w:drawing>
           <wp:inline xmlns:a="http://schemas.openxmlformats.org/drawingml/2006/main" xmlns:pic="http://schemas.openxmlformats.org/drawingml/2006/picture">
-            <wp:extent cx="5486400" cy="5488114"/>
+            <wp:extent cx="5486400" cy="5316492"/>
             <wp:docPr id="1" name="Picture 1"/>
             <wp:cNvGraphicFramePr>
               <a:graphicFrameLocks noChangeAspect="1"/>
@@ -227,7 +230,7 @@
                   <pic:spPr>
                     <a:xfrm>
                       <a:off x="0" y="0"/>
-                      <a:ext cx="5486400" cy="5488114"/>
+                      <a:ext cx="5486400" cy="5316492"/>
                     </a:xfrm>
                     <a:prstGeom prst="rect"/>
                   </pic:spPr>
@@ -241,9 +244,31 @@
     <w:p>
       <w:pPr>
         <w:pStyle w:val="Caption"/>
+        <w:spacing w:after="240"/>
       </w:pPr>
       <w:r>
-        <w:t>Figur 1. Fyndplatser för naturvårdsarter i det avverkningsanmälda området (röd linje). Markörer utan svart kant är placerade på fyndplatsen. Markörer med svart kant är placerade vid sidan av fyndplatsen och har ett svart streck som visar fyndplatsens exakta position. Kartans mittpunktskoordinat är N 6515285, E 607738 i SWEREF 99 TM.</w:t>
+        <w:t>Figur 1. Fyndplatser för naturvårdsarter i avverkningsanmälan (röd linje). Markörer utan svart kant är placerade på fyndplatsen. Markörer med svart kant är placerade vid sidan av fyndplatsen och har ett svart streck som visar fyndplatsens exakta position. Kartans mittpunktskoordinat är N 6515285, E 607738 i SWEREF 99 TM.</w:t>
+      </w:r>
+    </w:p>
+    <w:p>
+      <w:pPr>
+        <w:pStyle w:val="Heading2"/>
+      </w:pPr>
+      <w:r>
+        <w:t>Fridlysta arter</w:t>
+      </w:r>
+    </w:p>
+    <w:p>
+      <w:r>
+        <w:t>Följande fridlysta arter har sina livsmiljöer och växtplatser i den avverkningsanmälda skogen: vanlig padda (§6).</w:t>
+      </w:r>
+    </w:p>
+    <w:p>
+      <w:pPr>
+        <w:pStyle w:val="Heading2"/>
+      </w:pPr>
+      <w:r>
+        <w:t>Övriga naturvårdsarter</w:t>
       </w:r>
     </w:p>
     <w:p>
@@ -299,60 +324,18 @@
       <w:r>
         <w:rPr>
           <w:b/>
+          <w:i/>
         </w:rPr>
-        <w:t xml:space="preserve">Svart taggsvamp agg. </w:t>
-      </w:r>
-      <w:r>
-        <w:t xml:space="preserve">har visat sig bestå av fyra olika arter: </w:t>
+        <w:t xml:space="preserve">Phellodon aquiloniniger </w:t>
       </w:r>
       <w:r>
         <w:rPr>
-          <w:i/>
+          <w:b/>
         </w:rPr>
-        <w:t>Phellodon melilotinus</w:t>
+        <w:t xml:space="preserve">(NT) </w:t>
       </w:r>
       <w:r>
-        <w:t xml:space="preserve"> (VU), </w:t>
-      </w:r>
-      <w:r>
-        <w:rPr>
-          <w:i/>
-        </w:rPr>
-        <w:t>Phellodon aquiloniniger</w:t>
-      </w:r>
-      <w:r>
-        <w:t xml:space="preserve"> (NT), </w:t>
-      </w:r>
-      <w:r>
-        <w:rPr>
-          <w:i/>
-        </w:rPr>
-        <w:t>Phellodon frondosoniger</w:t>
-      </w:r>
-      <w:r>
-        <w:t xml:space="preserve"> (NT) och svart taggsvamp </w:t>
-      </w:r>
-      <w:r>
-        <w:rPr>
-          <w:i/>
-        </w:rPr>
-        <w:t>Phellodon niger</w:t>
-      </w:r>
-      <w:r>
-        <w:t xml:space="preserve"> (NT). De olika arterna är mykorrhizasvampar med olika utbredning och ekologi som kan påträffas både i barr- och lövskogar. Samtliga arterna är rödlistade och signalerar skogsområden med höga naturvärden (SLU Artdatabanken, 2026; Nitare &amp; Skogsstyrelsen, 2019).</w:t>
-      </w:r>
-    </w:p>
-    <w:p>
-      <w:pPr>
-        <w:pStyle w:val="Heading1"/>
-      </w:pPr>
-      <w:r>
-        <w:t>Fridlysta arter</w:t>
-      </w:r>
-    </w:p>
-    <w:p>
-      <w:r>
-        <w:t>Följande fridlysta arter har sina livsmiljöer och växtplatser i den avverkningsanmälda skogen: vanlig padda (§6).</w:t>
+        <w:t>är en taggsvamp som bildar mykorrhiza med tall, eventuellt även med gran, i sandtallskog och annan näringsfattig äldre tallskog och barrblandskog. Den totala populationen i landet bedöms ha minskat och förväntas fortsätta minska på grund av slutavverkning av äldre barrskog och kontinuitetsskog. Arten har begränsad förmåga att återetablera sig efter slutavverkning eller andra storskaliga skogsbruksåtgärder, och det finns inga indikationer på att den långsiktigt kan etablera eller reproducera sig i bestånd som brukas med trakthyggesmetoder, markberedning, gödsling eller förädlat plantmaterial. Uppfyller kriterierna för att bli rödlistad på grund av ny kunskap som visar att en större andel av populationen än tidigare bedömt är knuten till kontinuitetsbarrskog. Minskningstakten för den svenska populationen bedöms vara nära gränsvärdet för sårbar (VU) (SLU Artdatabanken, 2026).</w:t>
       </w:r>
     </w:p>
     <w:p>
@@ -445,7 +428,7 @@
         <w:rPr>
           <w:i/>
         </w:rPr>
-        <w:t>I det avverkningsanmälda skogsområdet har 4 naturvårdsarter varav 1 rödlistade arter sina livsmiljöer och växtplatser.</w:t>
+        <w:t>I det avverkningsanmälda skogsområdet har 4 naturvårdsarter varav 2 rödlistade arter sina livsmiljöer och växtplatser.</w:t>
       </w:r>
     </w:p>
     <w:p>
@@ -650,7 +633,7 @@
 </file>
 
 <file path=word/endnotes.xml><?xml version="1.0" encoding="utf-8"?>
-<w:endnotes xmlns:wpc="http://schemas.microsoft.com/office/word/2010/wordprocessingCanvas" xmlns:cx="http://schemas.microsoft.com/office/drawing/2014/chartex" xmlns:cx1="http://schemas.microsoft.com/office/drawing/2015/9/8/chartex" xmlns:cx2="http://schemas.microsoft.com/office/drawing/2015/10/21/chartex" xmlns:cx3="http://schemas.microsoft.com/office/drawing/2016/5/9/chartex" xmlns:cx4="http://schemas.microsoft.com/office/drawing/2016/5/10/chartex" xmlns:cx5="http://schemas.microsoft.com/office/drawing/2016/5/11/chartex" xmlns:cx6="http://schemas.microsoft.com/office/drawing/2016/5/12/chartex" xmlns:cx7="http://schemas.microsoft.com/office/drawing/2016/5/13/chartex" xmlns:cx8="http://schemas.microsoft.com/office/drawing/2016/5/14/chartex" xmlns:mc="http://schemas.openxmlformats.org/markup-compatibility/2006" xmlns:aink="http://schemas.microsoft.com/office/drawing/2016/ink" xmlns:am3d="http://schemas.microsoft.com/office/drawing/2017/model3d" xmlns:o="urn:schemas-microsoft-com:office:office" xmlns:oel="http://schemas.microsoft.com/office/2019/extlst" xmlns:r="http://schemas.openxmlformats.org/officeDocument/2006/relationships" xmlns:m="http://schemas.openxmlformats.org/officeDocument/2006/math" xmlns:v="urn:schemas-microsoft-com:vml" xmlns:wp14="http://schemas.microsoft.com/office/word/2010/wordprocessingDrawing" xmlns:wp="http://schemas.openxmlformats.org/drawingml/2006/wordprocessingDrawing" xmlns:w10="urn:schemas-microsoft-com:office:word" xmlns:w="http://schemas.openxmlformats.org/wordprocessingml/2006/main" xmlns:w14="http://schemas.microsoft.com/office/word/2010/wordml" xmlns:w15="http://schemas.microsoft.com/office/word/2012/wordml" xmlns:w16cex="http://schemas.microsoft.com/office/word/2018/wordml/cex" xmlns:w16cid="http://schemas.microsoft.com/office/word/2016/wordml/cid" xmlns:w16="http://schemas.microsoft.com/office/word/2018/wordml" xmlns:w16sdtdh="http://schemas.microsoft.com/office/word/2020/wordml/sdtdatahash" xmlns:w16se="http://schemas.microsoft.com/office/word/2015/wordml/symex" xmlns:wpg="http://schemas.microsoft.com/office/word/2010/wordprocessingGroup" xmlns:wpi="http://schemas.microsoft.com/office/word/2010/wordprocessingInk" xmlns:wne="http://schemas.microsoft.com/office/word/2006/wordml" xmlns:wps="http://schemas.microsoft.com/office/word/2010/wordprocessingShape" mc:Ignorable="w14 w15 w16se w16cid w16 w16cex w16sdtdh wp14">
+<w:endnotes xmlns:wpc="http://schemas.microsoft.com/office/word/2010/wordprocessingCanvas" xmlns:cx="http://schemas.microsoft.com/office/drawing/2014/chartex" xmlns:cx1="http://schemas.microsoft.com/office/drawing/2015/9/8/chartex" xmlns:cx2="http://schemas.microsoft.com/office/drawing/2015/10/21/chartex" xmlns:cx3="http://schemas.microsoft.com/office/drawing/2016/5/9/chartex" xmlns:cx4="http://schemas.microsoft.com/office/drawing/2016/5/10/chartex" xmlns:cx5="http://schemas.microsoft.com/office/drawing/2016/5/11/chartex" xmlns:cx6="http://schemas.microsoft.com/office/drawing/2016/5/12/chartex" xmlns:cx7="http://schemas.microsoft.com/office/drawing/2016/5/13/chartex" xmlns:cx8="http://schemas.microsoft.com/office/drawing/2016/5/14/chartex" xmlns:mc="http://schemas.openxmlformats.org/markup-compatibility/2006" xmlns:aink="http://schemas.microsoft.com/office/drawing/2016/ink" xmlns:am3d="http://schemas.microsoft.com/office/drawing/2017/model3d" xmlns:o="urn:schemas-microsoft-com:office:office" xmlns:oel="http://schemas.microsoft.com/office/2019/extlst" xmlns:r="http://schemas.openxmlformats.org/officeDocument/2006/relationships" xmlns:m="http://schemas.openxmlformats.org/officeDocument/2006/math" xmlns:v="urn:schemas-microsoft-com:vml" xmlns:wp14="http://schemas.microsoft.com/office/word/2010/wordprocessingDrawing" xmlns:wp="http://schemas.openxmlformats.org/drawingml/2006/wordprocessingDrawing" xmlns:w10="urn:schemas-microsoft-com:office:word" xmlns:w="http://schemas.openxmlformats.org/wordprocessingml/2006/main" xmlns:w14="http://schemas.microsoft.com/office/word/2010/wordml" xmlns:w15="http://schemas.microsoft.com/office/word/2012/wordml" xmlns:w16cex="http://schemas.microsoft.com/office/word/2018/wordml/cex" xmlns:w16cid="http://schemas.microsoft.com/office/word/2016/wordml/cid" xmlns:w16="http://schemas.microsoft.com/office/word/2018/wordml" xmlns:w16du="http://schemas.microsoft.com/office/word/2023/wordml/word16du" xmlns:w16sdtdh="http://schemas.microsoft.com/office/word/2020/wordml/sdtdatahash" xmlns:w16sdtfl="http://schemas.microsoft.com/office/word/2024/wordml/sdtformatlock" xmlns:w16se="http://schemas.microsoft.com/office/word/2015/wordml/symex" xmlns:wpg="http://schemas.microsoft.com/office/word/2010/wordprocessingGroup" xmlns:wpi="http://schemas.microsoft.com/office/word/2010/wordprocessingInk" xmlns:wne="http://schemas.microsoft.com/office/word/2006/wordml" xmlns:wps="http://schemas.microsoft.com/office/word/2010/wordprocessingShape" mc:Ignorable="w14 w15 w16se w16cid w16 w16cex w16sdtdh w16sdtfl w16du wp14">
   <w:endnote w:type="separator" w:id="-1">
     <w:p>
       <w:pPr>
@@ -675,7 +658,7 @@
 </file>
 
 <file path=word/footer1.xml><?xml version="1.0" encoding="utf-8"?>
-<w:ftr xmlns:wpc="http://schemas.microsoft.com/office/word/2010/wordprocessingCanvas" xmlns:cx="http://schemas.microsoft.com/office/drawing/2014/chartex" xmlns:cx1="http://schemas.microsoft.com/office/drawing/2015/9/8/chartex" xmlns:cx2="http://schemas.microsoft.com/office/drawing/2015/10/21/chartex" xmlns:cx3="http://schemas.microsoft.com/office/drawing/2016/5/9/chartex" xmlns:cx4="http://schemas.microsoft.com/office/drawing/2016/5/10/chartex" xmlns:cx5="http://schemas.microsoft.com/office/drawing/2016/5/11/chartex" xmlns:cx6="http://schemas.microsoft.com/office/drawing/2016/5/12/chartex" xmlns:cx7="http://schemas.microsoft.com/office/drawing/2016/5/13/chartex" xmlns:cx8="http://schemas.microsoft.com/office/drawing/2016/5/14/chartex" xmlns:mc="http://schemas.openxmlformats.org/markup-compatibility/2006" xmlns:aink="http://schemas.microsoft.com/office/drawing/2016/ink" xmlns:am3d="http://schemas.microsoft.com/office/drawing/2017/model3d" xmlns:o="urn:schemas-microsoft-com:office:office" xmlns:oel="http://schemas.microsoft.com/office/2019/extlst" xmlns:r="http://schemas.openxmlformats.org/officeDocument/2006/relationships" xmlns:m="http://schemas.openxmlformats.org/officeDocument/2006/math" xmlns:v="urn:schemas-microsoft-com:vml" xmlns:wp14="http://schemas.microsoft.com/office/word/2010/wordprocessingDrawing" xmlns:wp="http://schemas.openxmlformats.org/drawingml/2006/wordprocessingDrawing" xmlns:w10="urn:schemas-microsoft-com:office:word" xmlns:w="http://schemas.openxmlformats.org/wordprocessingml/2006/main" xmlns:w14="http://schemas.microsoft.com/office/word/2010/wordml" xmlns:w15="http://schemas.microsoft.com/office/word/2012/wordml" xmlns:w16cex="http://schemas.microsoft.com/office/word/2018/wordml/cex" xmlns:w16cid="http://schemas.microsoft.com/office/word/2016/wordml/cid" xmlns:w16="http://schemas.microsoft.com/office/word/2018/wordml" xmlns:w16sdtdh="http://schemas.microsoft.com/office/word/2020/wordml/sdtdatahash" xmlns:w16se="http://schemas.microsoft.com/office/word/2015/wordml/symex" xmlns:wpg="http://schemas.microsoft.com/office/word/2010/wordprocessingGroup" xmlns:wpi="http://schemas.microsoft.com/office/word/2010/wordprocessingInk" xmlns:wne="http://schemas.microsoft.com/office/word/2006/wordml" xmlns:wps="http://schemas.microsoft.com/office/word/2010/wordprocessingShape" mc:Ignorable="w14 w15 w16se w16cid w16 w16cex w16sdtdh wp14">
+<w:ftr xmlns:wpc="http://schemas.microsoft.com/office/word/2010/wordprocessingCanvas" xmlns:cx="http://schemas.microsoft.com/office/drawing/2014/chartex" xmlns:cx1="http://schemas.microsoft.com/office/drawing/2015/9/8/chartex" xmlns:cx2="http://schemas.microsoft.com/office/drawing/2015/10/21/chartex" xmlns:cx3="http://schemas.microsoft.com/office/drawing/2016/5/9/chartex" xmlns:cx4="http://schemas.microsoft.com/office/drawing/2016/5/10/chartex" xmlns:cx5="http://schemas.microsoft.com/office/drawing/2016/5/11/chartex" xmlns:cx6="http://schemas.microsoft.com/office/drawing/2016/5/12/chartex" xmlns:cx7="http://schemas.microsoft.com/office/drawing/2016/5/13/chartex" xmlns:cx8="http://schemas.microsoft.com/office/drawing/2016/5/14/chartex" xmlns:mc="http://schemas.openxmlformats.org/markup-compatibility/2006" xmlns:aink="http://schemas.microsoft.com/office/drawing/2016/ink" xmlns:am3d="http://schemas.microsoft.com/office/drawing/2017/model3d" xmlns:o="urn:schemas-microsoft-com:office:office" xmlns:oel="http://schemas.microsoft.com/office/2019/extlst" xmlns:r="http://schemas.openxmlformats.org/officeDocument/2006/relationships" xmlns:m="http://schemas.openxmlformats.org/officeDocument/2006/math" xmlns:v="urn:schemas-microsoft-com:vml" xmlns:wp14="http://schemas.microsoft.com/office/word/2010/wordprocessingDrawing" xmlns:wp="http://schemas.openxmlformats.org/drawingml/2006/wordprocessingDrawing" xmlns:w10="urn:schemas-microsoft-com:office:word" xmlns:w="http://schemas.openxmlformats.org/wordprocessingml/2006/main" xmlns:w14="http://schemas.microsoft.com/office/word/2010/wordml" xmlns:w15="http://schemas.microsoft.com/office/word/2012/wordml" xmlns:w16cex="http://schemas.microsoft.com/office/word/2018/wordml/cex" xmlns:w16cid="http://schemas.microsoft.com/office/word/2016/wordml/cid" xmlns:w16="http://schemas.microsoft.com/office/word/2018/wordml" xmlns:w16du="http://schemas.microsoft.com/office/word/2023/wordml/word16du" xmlns:w16sdtdh="http://schemas.microsoft.com/office/word/2020/wordml/sdtdatahash" xmlns:w16sdtfl="http://schemas.microsoft.com/office/word/2024/wordml/sdtformatlock" xmlns:w16se="http://schemas.microsoft.com/office/word/2015/wordml/symex" xmlns:wpg="http://schemas.microsoft.com/office/word/2010/wordprocessingGroup" xmlns:wpi="http://schemas.microsoft.com/office/word/2010/wordprocessingInk" xmlns:wne="http://schemas.microsoft.com/office/word/2006/wordml" xmlns:wps="http://schemas.microsoft.com/office/word/2010/wordprocessingShape" mc:Ignorable="w14 w15 w16se w16cid w16 w16cex w16sdtdh w16sdtfl w16du wp14">
   <w:p>
     <w:pPr>
       <w:pStyle w:val="Footer"/>
@@ -685,7 +668,7 @@
 </file>
 
 <file path=word/footer2.xml><?xml version="1.0" encoding="utf-8"?>
-<w:ftr xmlns:wpc="http://schemas.microsoft.com/office/word/2010/wordprocessingCanvas" xmlns:cx="http://schemas.microsoft.com/office/drawing/2014/chartex" xmlns:cx1="http://schemas.microsoft.com/office/drawing/2015/9/8/chartex" xmlns:cx2="http://schemas.microsoft.com/office/drawing/2015/10/21/chartex" xmlns:cx3="http://schemas.microsoft.com/office/drawing/2016/5/9/chartex" xmlns:cx4="http://schemas.microsoft.com/office/drawing/2016/5/10/chartex" xmlns:cx5="http://schemas.microsoft.com/office/drawing/2016/5/11/chartex" xmlns:cx6="http://schemas.microsoft.com/office/drawing/2016/5/12/chartex" xmlns:cx7="http://schemas.microsoft.com/office/drawing/2016/5/13/chartex" xmlns:cx8="http://schemas.microsoft.com/office/drawing/2016/5/14/chartex" xmlns:mc="http://schemas.openxmlformats.org/markup-compatibility/2006" xmlns:aink="http://schemas.microsoft.com/office/drawing/2016/ink" xmlns:am3d="http://schemas.microsoft.com/office/drawing/2017/model3d" xmlns:o="urn:schemas-microsoft-com:office:office" xmlns:oel="http://schemas.microsoft.com/office/2019/extlst" xmlns:r="http://schemas.openxmlformats.org/officeDocument/2006/relationships" xmlns:m="http://schemas.openxmlformats.org/officeDocument/2006/math" xmlns:v="urn:schemas-microsoft-com:vml" xmlns:wp14="http://schemas.microsoft.com/office/word/2010/wordprocessingDrawing" xmlns:wp="http://schemas.openxmlformats.org/drawingml/2006/wordprocessingDrawing" xmlns:w10="urn:schemas-microsoft-com:office:word" xmlns:w="http://schemas.openxmlformats.org/wordprocessingml/2006/main" xmlns:w14="http://schemas.microsoft.com/office/word/2010/wordml" xmlns:w15="http://schemas.microsoft.com/office/word/2012/wordml" xmlns:w16cex="http://schemas.microsoft.com/office/word/2018/wordml/cex" xmlns:w16cid="http://schemas.microsoft.com/office/word/2016/wordml/cid" xmlns:w16="http://schemas.microsoft.com/office/word/2018/wordml" xmlns:w16sdtdh="http://schemas.microsoft.com/office/word/2020/wordml/sdtdatahash" xmlns:w16se="http://schemas.microsoft.com/office/word/2015/wordml/symex" xmlns:wpg="http://schemas.microsoft.com/office/word/2010/wordprocessingGroup" xmlns:wpi="http://schemas.microsoft.com/office/word/2010/wordprocessingInk" xmlns:wne="http://schemas.microsoft.com/office/word/2006/wordml" xmlns:wps="http://schemas.microsoft.com/office/word/2010/wordprocessingShape" mc:Ignorable="w14 w15 w16se w16cid w16 w16cex w16sdtdh wp14">
+<w:ftr xmlns:wpc="http://schemas.microsoft.com/office/word/2010/wordprocessingCanvas" xmlns:cx="http://schemas.microsoft.com/office/drawing/2014/chartex" xmlns:cx1="http://schemas.microsoft.com/office/drawing/2015/9/8/chartex" xmlns:cx2="http://schemas.microsoft.com/office/drawing/2015/10/21/chartex" xmlns:cx3="http://schemas.microsoft.com/office/drawing/2016/5/9/chartex" xmlns:cx4="http://schemas.microsoft.com/office/drawing/2016/5/10/chartex" xmlns:cx5="http://schemas.microsoft.com/office/drawing/2016/5/11/chartex" xmlns:cx6="http://schemas.microsoft.com/office/drawing/2016/5/12/chartex" xmlns:cx7="http://schemas.microsoft.com/office/drawing/2016/5/13/chartex" xmlns:cx8="http://schemas.microsoft.com/office/drawing/2016/5/14/chartex" xmlns:mc="http://schemas.openxmlformats.org/markup-compatibility/2006" xmlns:aink="http://schemas.microsoft.com/office/drawing/2016/ink" xmlns:am3d="http://schemas.microsoft.com/office/drawing/2017/model3d" xmlns:o="urn:schemas-microsoft-com:office:office" xmlns:oel="http://schemas.microsoft.com/office/2019/extlst" xmlns:r="http://schemas.openxmlformats.org/officeDocument/2006/relationships" xmlns:m="http://schemas.openxmlformats.org/officeDocument/2006/math" xmlns:v="urn:schemas-microsoft-com:vml" xmlns:wp14="http://schemas.microsoft.com/office/word/2010/wordprocessingDrawing" xmlns:wp="http://schemas.openxmlformats.org/drawingml/2006/wordprocessingDrawing" xmlns:w10="urn:schemas-microsoft-com:office:word" xmlns:w="http://schemas.openxmlformats.org/wordprocessingml/2006/main" xmlns:w14="http://schemas.microsoft.com/office/word/2010/wordml" xmlns:w15="http://schemas.microsoft.com/office/word/2012/wordml" xmlns:w16cex="http://schemas.microsoft.com/office/word/2018/wordml/cex" xmlns:w16cid="http://schemas.microsoft.com/office/word/2016/wordml/cid" xmlns:w16="http://schemas.microsoft.com/office/word/2018/wordml" xmlns:w16du="http://schemas.microsoft.com/office/word/2023/wordml/word16du" xmlns:w16sdtdh="http://schemas.microsoft.com/office/word/2020/wordml/sdtdatahash" xmlns:w16sdtfl="http://schemas.microsoft.com/office/word/2024/wordml/sdtformatlock" xmlns:w16se="http://schemas.microsoft.com/office/word/2015/wordml/symex" xmlns:wpg="http://schemas.microsoft.com/office/word/2010/wordprocessingGroup" xmlns:wpi="http://schemas.microsoft.com/office/word/2010/wordprocessingInk" xmlns:wne="http://schemas.microsoft.com/office/word/2006/wordml" xmlns:wps="http://schemas.microsoft.com/office/word/2010/wordprocessingShape" mc:Ignorable="w14 w15 w16se w16cid w16 w16cex w16sdtdh w16sdtfl w16du wp14">
   <w:p>
     <w:pPr>
       <w:pStyle w:val="Footer"/>
@@ -695,7 +678,7 @@
 </file>
 
 <file path=word/footer3.xml><?xml version="1.0" encoding="utf-8"?>
-<w:ftr xmlns:wpc="http://schemas.microsoft.com/office/word/2010/wordprocessingCanvas" xmlns:cx="http://schemas.microsoft.com/office/drawing/2014/chartex" xmlns:cx1="http://schemas.microsoft.com/office/drawing/2015/9/8/chartex" xmlns:cx2="http://schemas.microsoft.com/office/drawing/2015/10/21/chartex" xmlns:cx3="http://schemas.microsoft.com/office/drawing/2016/5/9/chartex" xmlns:cx4="http://schemas.microsoft.com/office/drawing/2016/5/10/chartex" xmlns:cx5="http://schemas.microsoft.com/office/drawing/2016/5/11/chartex" xmlns:cx6="http://schemas.microsoft.com/office/drawing/2016/5/12/chartex" xmlns:cx7="http://schemas.microsoft.com/office/drawing/2016/5/13/chartex" xmlns:cx8="http://schemas.microsoft.com/office/drawing/2016/5/14/chartex" xmlns:mc="http://schemas.openxmlformats.org/markup-compatibility/2006" xmlns:aink="http://schemas.microsoft.com/office/drawing/2016/ink" xmlns:am3d="http://schemas.microsoft.com/office/drawing/2017/model3d" xmlns:o="urn:schemas-microsoft-com:office:office" xmlns:oel="http://schemas.microsoft.com/office/2019/extlst" xmlns:r="http://schemas.openxmlformats.org/officeDocument/2006/relationships" xmlns:m="http://schemas.openxmlformats.org/officeDocument/2006/math" xmlns:v="urn:schemas-microsoft-com:vml" xmlns:wp14="http://schemas.microsoft.com/office/word/2010/wordprocessingDrawing" xmlns:wp="http://schemas.openxmlformats.org/drawingml/2006/wordprocessingDrawing" xmlns:w10="urn:schemas-microsoft-com:office:word" xmlns:w="http://schemas.openxmlformats.org/wordprocessingml/2006/main" xmlns:w14="http://schemas.microsoft.com/office/word/2010/wordml" xmlns:w15="http://schemas.microsoft.com/office/word/2012/wordml" xmlns:w16cex="http://schemas.microsoft.com/office/word/2018/wordml/cex" xmlns:w16cid="http://schemas.microsoft.com/office/word/2016/wordml/cid" xmlns:w16="http://schemas.microsoft.com/office/word/2018/wordml" xmlns:w16sdtdh="http://schemas.microsoft.com/office/word/2020/wordml/sdtdatahash" xmlns:w16se="http://schemas.microsoft.com/office/word/2015/wordml/symex" xmlns:wpg="http://schemas.microsoft.com/office/word/2010/wordprocessingGroup" xmlns:wpi="http://schemas.microsoft.com/office/word/2010/wordprocessingInk" xmlns:wne="http://schemas.microsoft.com/office/word/2006/wordml" xmlns:wps="http://schemas.microsoft.com/office/word/2010/wordprocessingShape" mc:Ignorable="w14 w15 w16se w16cid w16 w16cex w16sdtdh wp14">
+<w:ftr xmlns:wpc="http://schemas.microsoft.com/office/word/2010/wordprocessingCanvas" xmlns:cx="http://schemas.microsoft.com/office/drawing/2014/chartex" xmlns:cx1="http://schemas.microsoft.com/office/drawing/2015/9/8/chartex" xmlns:cx2="http://schemas.microsoft.com/office/drawing/2015/10/21/chartex" xmlns:cx3="http://schemas.microsoft.com/office/drawing/2016/5/9/chartex" xmlns:cx4="http://schemas.microsoft.com/office/drawing/2016/5/10/chartex" xmlns:cx5="http://schemas.microsoft.com/office/drawing/2016/5/11/chartex" xmlns:cx6="http://schemas.microsoft.com/office/drawing/2016/5/12/chartex" xmlns:cx7="http://schemas.microsoft.com/office/drawing/2016/5/13/chartex" xmlns:cx8="http://schemas.microsoft.com/office/drawing/2016/5/14/chartex" xmlns:mc="http://schemas.openxmlformats.org/markup-compatibility/2006" xmlns:aink="http://schemas.microsoft.com/office/drawing/2016/ink" xmlns:am3d="http://schemas.microsoft.com/office/drawing/2017/model3d" xmlns:o="urn:schemas-microsoft-com:office:office" xmlns:oel="http://schemas.microsoft.com/office/2019/extlst" xmlns:r="http://schemas.openxmlformats.org/officeDocument/2006/relationships" xmlns:m="http://schemas.openxmlformats.org/officeDocument/2006/math" xmlns:v="urn:schemas-microsoft-com:vml" xmlns:wp14="http://schemas.microsoft.com/office/word/2010/wordprocessingDrawing" xmlns:wp="http://schemas.openxmlformats.org/drawingml/2006/wordprocessingDrawing" xmlns:w10="urn:schemas-microsoft-com:office:word" xmlns:w="http://schemas.openxmlformats.org/wordprocessingml/2006/main" xmlns:w14="http://schemas.microsoft.com/office/word/2010/wordml" xmlns:w15="http://schemas.microsoft.com/office/word/2012/wordml" xmlns:w16cex="http://schemas.microsoft.com/office/word/2018/wordml/cex" xmlns:w16cid="http://schemas.microsoft.com/office/word/2016/wordml/cid" xmlns:w16="http://schemas.microsoft.com/office/word/2018/wordml" xmlns:w16du="http://schemas.microsoft.com/office/word/2023/wordml/word16du" xmlns:w16sdtdh="http://schemas.microsoft.com/office/word/2020/wordml/sdtdatahash" xmlns:w16sdtfl="http://schemas.microsoft.com/office/word/2024/wordml/sdtformatlock" xmlns:w16se="http://schemas.microsoft.com/office/word/2015/wordml/symex" xmlns:wpg="http://schemas.microsoft.com/office/word/2010/wordprocessingGroup" xmlns:wpi="http://schemas.microsoft.com/office/word/2010/wordprocessingInk" xmlns:wne="http://schemas.microsoft.com/office/word/2006/wordml" xmlns:wps="http://schemas.microsoft.com/office/word/2010/wordprocessingShape" mc:Ignorable="w14 w15 w16se w16cid w16 w16cex w16sdtdh w16sdtfl w16du wp14">
   <w:p>
     <w:pPr>
       <w:pStyle w:val="Footer"/>
@@ -705,7 +688,7 @@
 </file>
 
 <file path=word/footnotes.xml><?xml version="1.0" encoding="utf-8"?>
-<w:footnotes xmlns:wpc="http://schemas.microsoft.com/office/word/2010/wordprocessingCanvas" xmlns:cx="http://schemas.microsoft.com/office/drawing/2014/chartex" xmlns:cx1="http://schemas.microsoft.com/office/drawing/2015/9/8/chartex" xmlns:cx2="http://schemas.microsoft.com/office/drawing/2015/10/21/chartex" xmlns:cx3="http://schemas.microsoft.com/office/drawing/2016/5/9/chartex" xmlns:cx4="http://schemas.microsoft.com/office/drawing/2016/5/10/chartex" xmlns:cx5="http://schemas.microsoft.com/office/drawing/2016/5/11/chartex" xmlns:cx6="http://schemas.microsoft.com/office/drawing/2016/5/12/chartex" xmlns:cx7="http://schemas.microsoft.com/office/drawing/2016/5/13/chartex" xmlns:cx8="http://schemas.microsoft.com/office/drawing/2016/5/14/chartex" xmlns:mc="http://schemas.openxmlformats.org/markup-compatibility/2006" xmlns:aink="http://schemas.microsoft.com/office/drawing/2016/ink" xmlns:am3d="http://schemas.microsoft.com/office/drawing/2017/model3d" xmlns:o="urn:schemas-microsoft-com:office:office" xmlns:oel="http://schemas.microsoft.com/office/2019/extlst" xmlns:r="http://schemas.openxmlformats.org/officeDocument/2006/relationships" xmlns:m="http://schemas.openxmlformats.org/officeDocument/2006/math" xmlns:v="urn:schemas-microsoft-com:vml" xmlns:wp14="http://schemas.microsoft.com/office/word/2010/wordprocessingDrawing" xmlns:wp="http://schemas.openxmlformats.org/drawingml/2006/wordprocessingDrawing" xmlns:w10="urn:schemas-microsoft-com:office:word" xmlns:w="http://schemas.openxmlformats.org/wordprocessingml/2006/main" xmlns:w14="http://schemas.microsoft.com/office/word/2010/wordml" xmlns:w15="http://schemas.microsoft.com/office/word/2012/wordml" xmlns:w16cex="http://schemas.microsoft.com/office/word/2018/wordml/cex" xmlns:w16cid="http://schemas.microsoft.com/office/word/2016/wordml/cid" xmlns:w16="http://schemas.microsoft.com/office/word/2018/wordml" xmlns:w16sdtdh="http://schemas.microsoft.com/office/word/2020/wordml/sdtdatahash" xmlns:w16se="http://schemas.microsoft.com/office/word/2015/wordml/symex" xmlns:wpg="http://schemas.microsoft.com/office/word/2010/wordprocessingGroup" xmlns:wpi="http://schemas.microsoft.com/office/word/2010/wordprocessingInk" xmlns:wne="http://schemas.microsoft.com/office/word/2006/wordml" xmlns:wps="http://schemas.microsoft.com/office/word/2010/wordprocessingShape" mc:Ignorable="w14 w15 w16se w16cid w16 w16cex w16sdtdh wp14">
+<w:footnotes xmlns:wpc="http://schemas.microsoft.com/office/word/2010/wordprocessingCanvas" xmlns:cx="http://schemas.microsoft.com/office/drawing/2014/chartex" xmlns:cx1="http://schemas.microsoft.com/office/drawing/2015/9/8/chartex" xmlns:cx2="http://schemas.microsoft.com/office/drawing/2015/10/21/chartex" xmlns:cx3="http://schemas.microsoft.com/office/drawing/2016/5/9/chartex" xmlns:cx4="http://schemas.microsoft.com/office/drawing/2016/5/10/chartex" xmlns:cx5="http://schemas.microsoft.com/office/drawing/2016/5/11/chartex" xmlns:cx6="http://schemas.microsoft.com/office/drawing/2016/5/12/chartex" xmlns:cx7="http://schemas.microsoft.com/office/drawing/2016/5/13/chartex" xmlns:cx8="http://schemas.microsoft.com/office/drawing/2016/5/14/chartex" xmlns:mc="http://schemas.openxmlformats.org/markup-compatibility/2006" xmlns:aink="http://schemas.microsoft.com/office/drawing/2016/ink" xmlns:am3d="http://schemas.microsoft.com/office/drawing/2017/model3d" xmlns:o="urn:schemas-microsoft-com:office:office" xmlns:oel="http://schemas.microsoft.com/office/2019/extlst" xmlns:r="http://schemas.openxmlformats.org/officeDocument/2006/relationships" xmlns:m="http://schemas.openxmlformats.org/officeDocument/2006/math" xmlns:v="urn:schemas-microsoft-com:vml" xmlns:wp14="http://schemas.microsoft.com/office/word/2010/wordprocessingDrawing" xmlns:wp="http://schemas.openxmlformats.org/drawingml/2006/wordprocessingDrawing" xmlns:w10="urn:schemas-microsoft-com:office:word" xmlns:w="http://schemas.openxmlformats.org/wordprocessingml/2006/main" xmlns:w14="http://schemas.microsoft.com/office/word/2010/wordml" xmlns:w15="http://schemas.microsoft.com/office/word/2012/wordml" xmlns:w16cex="http://schemas.microsoft.com/office/word/2018/wordml/cex" xmlns:w16cid="http://schemas.microsoft.com/office/word/2016/wordml/cid" xmlns:w16="http://schemas.microsoft.com/office/word/2018/wordml" xmlns:w16du="http://schemas.microsoft.com/office/word/2023/wordml/word16du" xmlns:w16sdtdh="http://schemas.microsoft.com/office/word/2020/wordml/sdtdatahash" xmlns:w16sdtfl="http://schemas.microsoft.com/office/word/2024/wordml/sdtformatlock" xmlns:w16se="http://schemas.microsoft.com/office/word/2015/wordml/symex" xmlns:wpg="http://schemas.microsoft.com/office/word/2010/wordprocessingGroup" xmlns:wpi="http://schemas.microsoft.com/office/word/2010/wordprocessingInk" xmlns:wne="http://schemas.microsoft.com/office/word/2006/wordml" xmlns:wps="http://schemas.microsoft.com/office/word/2010/wordprocessingShape" mc:Ignorable="w14 w15 w16se w16cid w16 w16cex w16sdtdh w16sdtfl w16du wp14">
   <w:footnote w:type="separator" w:id="-1">
     <w:p>
       <w:pPr>
@@ -730,7 +713,7 @@
 </file>
 
 <file path=word/header1.xml><?xml version="1.0" encoding="utf-8"?>
-<w:hdr xmlns:wpc="http://schemas.microsoft.com/office/word/2010/wordprocessingCanvas" xmlns:cx="http://schemas.microsoft.com/office/drawing/2014/chartex" xmlns:cx1="http://schemas.microsoft.com/office/drawing/2015/9/8/chartex" xmlns:cx2="http://schemas.microsoft.com/office/drawing/2015/10/21/chartex" xmlns:cx3="http://schemas.microsoft.com/office/drawing/2016/5/9/chartex" xmlns:cx4="http://schemas.microsoft.com/office/drawing/2016/5/10/chartex" xmlns:cx5="http://schemas.microsoft.com/office/drawing/2016/5/11/chartex" xmlns:cx6="http://schemas.microsoft.com/office/drawing/2016/5/12/chartex" xmlns:cx7="http://schemas.microsoft.com/office/drawing/2016/5/13/chartex" xmlns:cx8="http://schemas.microsoft.com/office/drawing/2016/5/14/chartex" xmlns:mc="http://schemas.openxmlformats.org/markup-compatibility/2006" xmlns:aink="http://schemas.microsoft.com/office/drawing/2016/ink" xmlns:am3d="http://schemas.microsoft.com/office/drawing/2017/model3d" xmlns:o="urn:schemas-microsoft-com:office:office" xmlns:oel="http://schemas.microsoft.com/office/2019/extlst" xmlns:r="http://schemas.openxmlformats.org/officeDocument/2006/relationships" xmlns:m="http://schemas.openxmlformats.org/officeDocument/2006/math" xmlns:v="urn:schemas-microsoft-com:vml" xmlns:wp14="http://schemas.microsoft.com/office/word/2010/wordprocessingDrawing" xmlns:wp="http://schemas.openxmlformats.org/drawingml/2006/wordprocessingDrawing" xmlns:w10="urn:schemas-microsoft-com:office:word" xmlns:w="http://schemas.openxmlformats.org/wordprocessingml/2006/main" xmlns:w14="http://schemas.microsoft.com/office/word/2010/wordml" xmlns:w15="http://schemas.microsoft.com/office/word/2012/wordml" xmlns:w16cex="http://schemas.microsoft.com/office/word/2018/wordml/cex" xmlns:w16cid="http://schemas.microsoft.com/office/word/2016/wordml/cid" xmlns:w16="http://schemas.microsoft.com/office/word/2018/wordml" xmlns:w16sdtdh="http://schemas.microsoft.com/office/word/2020/wordml/sdtdatahash" xmlns:w16se="http://schemas.microsoft.com/office/word/2015/wordml/symex" xmlns:wpg="http://schemas.microsoft.com/office/word/2010/wordprocessingGroup" xmlns:wpi="http://schemas.microsoft.com/office/word/2010/wordprocessingInk" xmlns:wne="http://schemas.microsoft.com/office/word/2006/wordml" xmlns:wps="http://schemas.microsoft.com/office/word/2010/wordprocessingShape" mc:Ignorable="w14 w15 w16se w16cid w16 w16cex w16sdtdh wp14">
+<w:hdr xmlns:wpc="http://schemas.microsoft.com/office/word/2010/wordprocessingCanvas" xmlns:cx="http://schemas.microsoft.com/office/drawing/2014/chartex" xmlns:cx1="http://schemas.microsoft.com/office/drawing/2015/9/8/chartex" xmlns:cx2="http://schemas.microsoft.com/office/drawing/2015/10/21/chartex" xmlns:cx3="http://schemas.microsoft.com/office/drawing/2016/5/9/chartex" xmlns:cx4="http://schemas.microsoft.com/office/drawing/2016/5/10/chartex" xmlns:cx5="http://schemas.microsoft.com/office/drawing/2016/5/11/chartex" xmlns:cx6="http://schemas.microsoft.com/office/drawing/2016/5/12/chartex" xmlns:cx7="http://schemas.microsoft.com/office/drawing/2016/5/13/chartex" xmlns:cx8="http://schemas.microsoft.com/office/drawing/2016/5/14/chartex" xmlns:mc="http://schemas.openxmlformats.org/markup-compatibility/2006" xmlns:aink="http://schemas.microsoft.com/office/drawing/2016/ink" xmlns:am3d="http://schemas.microsoft.com/office/drawing/2017/model3d" xmlns:o="urn:schemas-microsoft-com:office:office" xmlns:oel="http://schemas.microsoft.com/office/2019/extlst" xmlns:r="http://schemas.openxmlformats.org/officeDocument/2006/relationships" xmlns:m="http://schemas.openxmlformats.org/officeDocument/2006/math" xmlns:v="urn:schemas-microsoft-com:vml" xmlns:wp14="http://schemas.microsoft.com/office/word/2010/wordprocessingDrawing" xmlns:wp="http://schemas.openxmlformats.org/drawingml/2006/wordprocessingDrawing" xmlns:w10="urn:schemas-microsoft-com:office:word" xmlns:w="http://schemas.openxmlformats.org/wordprocessingml/2006/main" xmlns:w14="http://schemas.microsoft.com/office/word/2010/wordml" xmlns:w15="http://schemas.microsoft.com/office/word/2012/wordml" xmlns:w16cex="http://schemas.microsoft.com/office/word/2018/wordml/cex" xmlns:w16cid="http://schemas.microsoft.com/office/word/2016/wordml/cid" xmlns:w16="http://schemas.microsoft.com/office/word/2018/wordml" xmlns:w16du="http://schemas.microsoft.com/office/word/2023/wordml/word16du" xmlns:w16sdtdh="http://schemas.microsoft.com/office/word/2020/wordml/sdtdatahash" xmlns:w16sdtfl="http://schemas.microsoft.com/office/word/2024/wordml/sdtformatlock" xmlns:w16se="http://schemas.microsoft.com/office/word/2015/wordml/symex" xmlns:wpg="http://schemas.microsoft.com/office/word/2010/wordprocessingGroup" xmlns:wpi="http://schemas.microsoft.com/office/word/2010/wordprocessingInk" xmlns:wne="http://schemas.microsoft.com/office/word/2006/wordml" xmlns:wps="http://schemas.microsoft.com/office/word/2010/wordprocessingShape" mc:Ignorable="w14 w15 w16se w16cid w16 w16cex w16sdtdh w16sdtfl w16du wp14">
   <w:p>
     <w:pPr>
       <w:pStyle w:val="Header"/>
@@ -740,7 +723,7 @@
 </file>
 
 <file path=word/header2.xml><?xml version="1.0" encoding="utf-8"?>
-<w:hdr xmlns:wpc="http://schemas.microsoft.com/office/word/2010/wordprocessingCanvas" xmlns:cx="http://schemas.microsoft.com/office/drawing/2014/chartex" xmlns:cx1="http://schemas.microsoft.com/office/drawing/2015/9/8/chartex" xmlns:cx2="http://schemas.microsoft.com/office/drawing/2015/10/21/chartex" xmlns:cx3="http://schemas.microsoft.com/office/drawing/2016/5/9/chartex" xmlns:cx4="http://schemas.microsoft.com/office/drawing/2016/5/10/chartex" xmlns:cx5="http://schemas.microsoft.com/office/drawing/2016/5/11/chartex" xmlns:cx6="http://schemas.microsoft.com/office/drawing/2016/5/12/chartex" xmlns:cx7="http://schemas.microsoft.com/office/drawing/2016/5/13/chartex" xmlns:cx8="http://schemas.microsoft.com/office/drawing/2016/5/14/chartex" xmlns:mc="http://schemas.openxmlformats.org/markup-compatibility/2006" xmlns:aink="http://schemas.microsoft.com/office/drawing/2016/ink" xmlns:am3d="http://schemas.microsoft.com/office/drawing/2017/model3d" xmlns:o="urn:schemas-microsoft-com:office:office" xmlns:oel="http://schemas.microsoft.com/office/2019/extlst" xmlns:r="http://schemas.openxmlformats.org/officeDocument/2006/relationships" xmlns:m="http://schemas.openxmlformats.org/officeDocument/2006/math" xmlns:v="urn:schemas-microsoft-com:vml" xmlns:wp14="http://schemas.microsoft.com/office/word/2010/wordprocessingDrawing" xmlns:wp="http://schemas.openxmlformats.org/drawingml/2006/wordprocessingDrawing" xmlns:w10="urn:schemas-microsoft-com:office:word" xmlns:w="http://schemas.openxmlformats.org/wordprocessingml/2006/main" xmlns:w14="http://schemas.microsoft.com/office/word/2010/wordml" xmlns:w15="http://schemas.microsoft.com/office/word/2012/wordml" xmlns:w16cex="http://schemas.microsoft.com/office/word/2018/wordml/cex" xmlns:w16cid="http://schemas.microsoft.com/office/word/2016/wordml/cid" xmlns:w16="http://schemas.microsoft.com/office/word/2018/wordml" xmlns:w16sdtdh="http://schemas.microsoft.com/office/word/2020/wordml/sdtdatahash" xmlns:w16se="http://schemas.microsoft.com/office/word/2015/wordml/symex" xmlns:wpg="http://schemas.microsoft.com/office/word/2010/wordprocessingGroup" xmlns:wpi="http://schemas.microsoft.com/office/word/2010/wordprocessingInk" xmlns:wne="http://schemas.microsoft.com/office/word/2006/wordml" xmlns:wps="http://schemas.microsoft.com/office/word/2010/wordprocessingShape" mc:Ignorable="w14 w15 w16se w16cid w16 w16cex w16sdtdh wp14">
+<w:hdr xmlns:wpc="http://schemas.microsoft.com/office/word/2010/wordprocessingCanvas" xmlns:cx="http://schemas.microsoft.com/office/drawing/2014/chartex" xmlns:cx1="http://schemas.microsoft.com/office/drawing/2015/9/8/chartex" xmlns:cx2="http://schemas.microsoft.com/office/drawing/2015/10/21/chartex" xmlns:cx3="http://schemas.microsoft.com/office/drawing/2016/5/9/chartex" xmlns:cx4="http://schemas.microsoft.com/office/drawing/2016/5/10/chartex" xmlns:cx5="http://schemas.microsoft.com/office/drawing/2016/5/11/chartex" xmlns:cx6="http://schemas.microsoft.com/office/drawing/2016/5/12/chartex" xmlns:cx7="http://schemas.microsoft.com/office/drawing/2016/5/13/chartex" xmlns:cx8="http://schemas.microsoft.com/office/drawing/2016/5/14/chartex" xmlns:mc="http://schemas.openxmlformats.org/markup-compatibility/2006" xmlns:aink="http://schemas.microsoft.com/office/drawing/2016/ink" xmlns:am3d="http://schemas.microsoft.com/office/drawing/2017/model3d" xmlns:o="urn:schemas-microsoft-com:office:office" xmlns:oel="http://schemas.microsoft.com/office/2019/extlst" xmlns:r="http://schemas.openxmlformats.org/officeDocument/2006/relationships" xmlns:m="http://schemas.openxmlformats.org/officeDocument/2006/math" xmlns:v="urn:schemas-microsoft-com:vml" xmlns:wp14="http://schemas.microsoft.com/office/word/2010/wordprocessingDrawing" xmlns:wp="http://schemas.openxmlformats.org/drawingml/2006/wordprocessingDrawing" xmlns:w10="urn:schemas-microsoft-com:office:word" xmlns:w="http://schemas.openxmlformats.org/wordprocessingml/2006/main" xmlns:w14="http://schemas.microsoft.com/office/word/2010/wordml" xmlns:w15="http://schemas.microsoft.com/office/word/2012/wordml" xmlns:w16cex="http://schemas.microsoft.com/office/word/2018/wordml/cex" xmlns:w16cid="http://schemas.microsoft.com/office/word/2016/wordml/cid" xmlns:w16="http://schemas.microsoft.com/office/word/2018/wordml" xmlns:w16du="http://schemas.microsoft.com/office/word/2023/wordml/word16du" xmlns:w16sdtdh="http://schemas.microsoft.com/office/word/2020/wordml/sdtdatahash" xmlns:w16sdtfl="http://schemas.microsoft.com/office/word/2024/wordml/sdtformatlock" xmlns:w16se="http://schemas.microsoft.com/office/word/2015/wordml/symex" xmlns:wpg="http://schemas.microsoft.com/office/word/2010/wordprocessingGroup" xmlns:wpi="http://schemas.microsoft.com/office/word/2010/wordprocessingInk" xmlns:wne="http://schemas.microsoft.com/office/word/2006/wordml" xmlns:wps="http://schemas.microsoft.com/office/word/2010/wordprocessingShape" mc:Ignorable="w14 w15 w16se w16cid w16 w16cex w16sdtdh w16sdtfl w16du wp14">
   <w:p>
     <w:pPr>
       <w:pStyle w:val="Header"/>
@@ -751,7 +734,7 @@
 </file>
 
 <file path=word/header3.xml><?xml version="1.0" encoding="utf-8"?>
-<w:hdr xmlns:wpc="http://schemas.microsoft.com/office/word/2010/wordprocessingCanvas" xmlns:cx="http://schemas.microsoft.com/office/drawing/2014/chartex" xmlns:cx1="http://schemas.microsoft.com/office/drawing/2015/9/8/chartex" xmlns:cx2="http://schemas.microsoft.com/office/drawing/2015/10/21/chartex" xmlns:cx3="http://schemas.microsoft.com/office/drawing/2016/5/9/chartex" xmlns:cx4="http://schemas.microsoft.com/office/drawing/2016/5/10/chartex" xmlns:cx5="http://schemas.microsoft.com/office/drawing/2016/5/11/chartex" xmlns:cx6="http://schemas.microsoft.com/office/drawing/2016/5/12/chartex" xmlns:cx7="http://schemas.microsoft.com/office/drawing/2016/5/13/chartex" xmlns:cx8="http://schemas.microsoft.com/office/drawing/2016/5/14/chartex" xmlns:mc="http://schemas.openxmlformats.org/markup-compatibility/2006" xmlns:aink="http://schemas.microsoft.com/office/drawing/2016/ink" xmlns:am3d="http://schemas.microsoft.com/office/drawing/2017/model3d" xmlns:o="urn:schemas-microsoft-com:office:office" xmlns:oel="http://schemas.microsoft.com/office/2019/extlst" xmlns:r="http://schemas.openxmlformats.org/officeDocument/2006/relationships" xmlns:m="http://schemas.openxmlformats.org/officeDocument/2006/math" xmlns:v="urn:schemas-microsoft-com:vml" xmlns:wp14="http://schemas.microsoft.com/office/word/2010/wordprocessingDrawing" xmlns:wp="http://schemas.openxmlformats.org/drawingml/2006/wordprocessingDrawing" xmlns:w10="urn:schemas-microsoft-com:office:word" xmlns:w="http://schemas.openxmlformats.org/wordprocessingml/2006/main" xmlns:w14="http://schemas.microsoft.com/office/word/2010/wordml" xmlns:w15="http://schemas.microsoft.com/office/word/2012/wordml" xmlns:w16cex="http://schemas.microsoft.com/office/word/2018/wordml/cex" xmlns:w16cid="http://schemas.microsoft.com/office/word/2016/wordml/cid" xmlns:w16="http://schemas.microsoft.com/office/word/2018/wordml" xmlns:w16sdtdh="http://schemas.microsoft.com/office/word/2020/wordml/sdtdatahash" xmlns:w16se="http://schemas.microsoft.com/office/word/2015/wordml/symex" xmlns:wpg="http://schemas.microsoft.com/office/word/2010/wordprocessingGroup" xmlns:wpi="http://schemas.microsoft.com/office/word/2010/wordprocessingInk" xmlns:wne="http://schemas.microsoft.com/office/word/2006/wordml" xmlns:wps="http://schemas.microsoft.com/office/word/2010/wordprocessingShape" mc:Ignorable="w14 w15 w16se w16cid w16 w16cex w16sdtdh wp14">
+<w:hdr xmlns:wpc="http://schemas.microsoft.com/office/word/2010/wordprocessingCanvas" xmlns:cx="http://schemas.microsoft.com/office/drawing/2014/chartex" xmlns:cx1="http://schemas.microsoft.com/office/drawing/2015/9/8/chartex" xmlns:cx2="http://schemas.microsoft.com/office/drawing/2015/10/21/chartex" xmlns:cx3="http://schemas.microsoft.com/office/drawing/2016/5/9/chartex" xmlns:cx4="http://schemas.microsoft.com/office/drawing/2016/5/10/chartex" xmlns:cx5="http://schemas.microsoft.com/office/drawing/2016/5/11/chartex" xmlns:cx6="http://schemas.microsoft.com/office/drawing/2016/5/12/chartex" xmlns:cx7="http://schemas.microsoft.com/office/drawing/2016/5/13/chartex" xmlns:cx8="http://schemas.microsoft.com/office/drawing/2016/5/14/chartex" xmlns:mc="http://schemas.openxmlformats.org/markup-compatibility/2006" xmlns:aink="http://schemas.microsoft.com/office/drawing/2016/ink" xmlns:am3d="http://schemas.microsoft.com/office/drawing/2017/model3d" xmlns:o="urn:schemas-microsoft-com:office:office" xmlns:oel="http://schemas.microsoft.com/office/2019/extlst" xmlns:r="http://schemas.openxmlformats.org/officeDocument/2006/relationships" xmlns:m="http://schemas.openxmlformats.org/officeDocument/2006/math" xmlns:v="urn:schemas-microsoft-com:vml" xmlns:wp14="http://schemas.microsoft.com/office/word/2010/wordprocessingDrawing" xmlns:wp="http://schemas.openxmlformats.org/drawingml/2006/wordprocessingDrawing" xmlns:w10="urn:schemas-microsoft-com:office:word" xmlns:w="http://schemas.openxmlformats.org/wordprocessingml/2006/main" xmlns:w14="http://schemas.microsoft.com/office/word/2010/wordml" xmlns:w15="http://schemas.microsoft.com/office/word/2012/wordml" xmlns:w16cex="http://schemas.microsoft.com/office/word/2018/wordml/cex" xmlns:w16cid="http://schemas.microsoft.com/office/word/2016/wordml/cid" xmlns:w16="http://schemas.microsoft.com/office/word/2018/wordml" xmlns:w16du="http://schemas.microsoft.com/office/word/2023/wordml/word16du" xmlns:w16sdtdh="http://schemas.microsoft.com/office/word/2020/wordml/sdtdatahash" xmlns:w16sdtfl="http://schemas.microsoft.com/office/word/2024/wordml/sdtformatlock" xmlns:w16se="http://schemas.microsoft.com/office/word/2015/wordml/symex" xmlns:wpg="http://schemas.microsoft.com/office/word/2010/wordprocessingGroup" xmlns:wpi="http://schemas.microsoft.com/office/word/2010/wordprocessingInk" xmlns:wne="http://schemas.microsoft.com/office/word/2006/wordml" xmlns:wps="http://schemas.microsoft.com/office/word/2010/wordprocessingShape" mc:Ignorable="w14 w15 w16se w16cid w16 w16cex w16sdtdh w16sdtfl w16du wp14">
   <w:p>
     <w:pPr>
       <w:pStyle w:val="Header"/>
@@ -760,7 +743,7 @@
     <w:r>
       <w:tab/>
       <w:tab/>
-      <w:t>2026-06-17</w:t>
+      <w:t>2026-06-18</w:t>
       <w:br/>
       <w:br/>
     </w:r>
@@ -777,7 +760,7 @@
 </file>
 
 <file path=word/numbering.xml><?xml version="1.0" encoding="utf-8"?>
-<w:numbering xmlns:wpc="http://schemas.microsoft.com/office/word/2010/wordprocessingCanvas" xmlns:cx="http://schemas.microsoft.com/office/drawing/2014/chartex" xmlns:cx1="http://schemas.microsoft.com/office/drawing/2015/9/8/chartex" xmlns:cx2="http://schemas.microsoft.com/office/drawing/2015/10/21/chartex" xmlns:cx3="http://schemas.microsoft.com/office/drawing/2016/5/9/chartex" xmlns:cx4="http://schemas.microsoft.com/office/drawing/2016/5/10/chartex" xmlns:cx5="http://schemas.microsoft.com/office/drawing/2016/5/11/chartex" xmlns:cx6="http://schemas.microsoft.com/office/drawing/2016/5/12/chartex" xmlns:cx7="http://schemas.microsoft.com/office/drawing/2016/5/13/chartex" xmlns:cx8="http://schemas.microsoft.com/office/drawing/2016/5/14/chartex" xmlns:mc="http://schemas.openxmlformats.org/markup-compatibility/2006" xmlns:aink="http://schemas.microsoft.com/office/drawing/2016/ink" xmlns:am3d="http://schemas.microsoft.com/office/drawing/2017/model3d" xmlns:o="urn:schemas-microsoft-com:office:office" xmlns:oel="http://schemas.microsoft.com/office/2019/extlst" xmlns:r="http://schemas.openxmlformats.org/officeDocument/2006/relationships" xmlns:m="http://schemas.openxmlformats.org/officeDocument/2006/math" xmlns:v="urn:schemas-microsoft-com:vml" xmlns:wp14="http://schemas.microsoft.com/office/word/2010/wordprocessingDrawing" xmlns:wp="http://schemas.openxmlformats.org/drawingml/2006/wordprocessingDrawing" xmlns:w10="urn:schemas-microsoft-com:office:word" xmlns:w="http://schemas.openxmlformats.org/wordprocessingml/2006/main" xmlns:w14="http://schemas.microsoft.com/office/word/2010/wordml" xmlns:w15="http://schemas.microsoft.com/office/word/2012/wordml" xmlns:w16cex="http://schemas.microsoft.com/office/word/2018/wordml/cex" xmlns:w16cid="http://schemas.microsoft.com/office/word/2016/wordml/cid" xmlns:w16="http://schemas.microsoft.com/office/word/2018/wordml" xmlns:w16sdtdh="http://schemas.microsoft.com/office/word/2020/wordml/sdtdatahash" xmlns:w16se="http://schemas.microsoft.com/office/word/2015/wordml/symex" xmlns:wpg="http://schemas.microsoft.com/office/word/2010/wordprocessingGroup" xmlns:wpi="http://schemas.microsoft.com/office/word/2010/wordprocessingInk" xmlns:wne="http://schemas.microsoft.com/office/word/2006/wordml" xmlns:wps="http://schemas.microsoft.com/office/word/2010/wordprocessingShape" mc:Ignorable="w14 w15 w16se w16cid w16 w16cex w16sdtdh wp14">
+<w:numbering xmlns:wpc="http://schemas.microsoft.com/office/word/2010/wordprocessingCanvas" xmlns:cx="http://schemas.microsoft.com/office/drawing/2014/chartex" xmlns:cx1="http://schemas.microsoft.com/office/drawing/2015/9/8/chartex" xmlns:cx2="http://schemas.microsoft.com/office/drawing/2015/10/21/chartex" xmlns:cx3="http://schemas.microsoft.com/office/drawing/2016/5/9/chartex" xmlns:cx4="http://schemas.microsoft.com/office/drawing/2016/5/10/chartex" xmlns:cx5="http://schemas.microsoft.com/office/drawing/2016/5/11/chartex" xmlns:cx6="http://schemas.microsoft.com/office/drawing/2016/5/12/chartex" xmlns:cx7="http://schemas.microsoft.com/office/drawing/2016/5/13/chartex" xmlns:cx8="http://schemas.microsoft.com/office/drawing/2016/5/14/chartex" xmlns:mc="http://schemas.openxmlformats.org/markup-compatibility/2006" xmlns:aink="http://schemas.microsoft.com/office/drawing/2016/ink" xmlns:am3d="http://schemas.microsoft.com/office/drawing/2017/model3d" xmlns:o="urn:schemas-microsoft-com:office:office" xmlns:oel="http://schemas.microsoft.com/office/2019/extlst" xmlns:r="http://schemas.openxmlformats.org/officeDocument/2006/relationships" xmlns:m="http://schemas.openxmlformats.org/officeDocument/2006/math" xmlns:v="urn:schemas-microsoft-com:vml" xmlns:wp14="http://schemas.microsoft.com/office/word/2010/wordprocessingDrawing" xmlns:wp="http://schemas.openxmlformats.org/drawingml/2006/wordprocessingDrawing" xmlns:w10="urn:schemas-microsoft-com:office:word" xmlns:w="http://schemas.openxmlformats.org/wordprocessingml/2006/main" xmlns:w14="http://schemas.microsoft.com/office/word/2010/wordml" xmlns:w15="http://schemas.microsoft.com/office/word/2012/wordml" xmlns:w16cex="http://schemas.microsoft.com/office/word/2018/wordml/cex" xmlns:w16cid="http://schemas.microsoft.com/office/word/2016/wordml/cid" xmlns:w16="http://schemas.microsoft.com/office/word/2018/wordml" xmlns:w16du="http://schemas.microsoft.com/office/word/2023/wordml/word16du" xmlns:w16sdtdh="http://schemas.microsoft.com/office/word/2020/wordml/sdtdatahash" xmlns:w16sdtfl="http://schemas.microsoft.com/office/word/2024/wordml/sdtformatlock" xmlns:w16se="http://schemas.microsoft.com/office/word/2015/wordml/symex" xmlns:wpg="http://schemas.microsoft.com/office/word/2010/wordprocessingGroup" xmlns:wpi="http://schemas.microsoft.com/office/word/2010/wordprocessingInk" xmlns:wne="http://schemas.microsoft.com/office/word/2006/wordml" xmlns:wps="http://schemas.microsoft.com/office/word/2010/wordprocessingShape" mc:Ignorable="w14 w15 w16se w16cid w16 w16cex w16sdtdh w16sdtfl w16du wp14">
   <w:abstractNum w:abstractNumId="0" w15:restartNumberingAfterBreak="0">
     <w:nsid w:val="FFFFFF7C"/>
     <w:multiLevelType w:val="singleLevel"/>
@@ -980,7 +963,7 @@
 </file>
 
 <file path=word/styles.xml><?xml version="1.0" encoding="utf-8"?>
-<w:styles xmlns:mc="http://schemas.openxmlformats.org/markup-compatibility/2006" xmlns:r="http://schemas.openxmlformats.org/officeDocument/2006/relationships" xmlns:w="http://schemas.openxmlformats.org/wordprocessingml/2006/main" xmlns:w14="http://schemas.microsoft.com/office/word/2010/wordml" xmlns:w15="http://schemas.microsoft.com/office/word/2012/wordml" xmlns:w16cex="http://schemas.microsoft.com/office/word/2018/wordml/cex" xmlns:w16cid="http://schemas.microsoft.com/office/word/2016/wordml/cid" xmlns:w16="http://schemas.microsoft.com/office/word/2018/wordml" xmlns:w16sdtdh="http://schemas.microsoft.com/office/word/2020/wordml/sdtdatahash" xmlns:w16se="http://schemas.microsoft.com/office/word/2015/wordml/symex" mc:Ignorable="w14 w15 w16se w16cid w16 w16cex w16sdtdh">
+<w:styles xmlns:mc="http://schemas.openxmlformats.org/markup-compatibility/2006" xmlns:r="http://schemas.openxmlformats.org/officeDocument/2006/relationships" xmlns:w="http://schemas.openxmlformats.org/wordprocessingml/2006/main" xmlns:w14="http://schemas.microsoft.com/office/word/2010/wordml" xmlns:w15="http://schemas.microsoft.com/office/word/2012/wordml" xmlns:w16cex="http://schemas.microsoft.com/office/word/2018/wordml/cex" xmlns:w16cid="http://schemas.microsoft.com/office/word/2016/wordml/cid" xmlns:w16="http://schemas.microsoft.com/office/word/2018/wordml" xmlns:w16du="http://schemas.microsoft.com/office/word/2023/wordml/word16du" xmlns:w16sdtdh="http://schemas.microsoft.com/office/word/2020/wordml/sdtdatahash" xmlns:w16sdtfl="http://schemas.microsoft.com/office/word/2024/wordml/sdtformatlock" xmlns:w16se="http://schemas.microsoft.com/office/word/2015/wordml/symex" mc:Ignorable="w14 w15 w16se w16cid w16 w16cex w16sdtdh w16sdtfl w16du">
   <w:docDefaults>
     <w:rPrDefault>
       <w:rPr>
@@ -1738,7 +1721,7 @@
     <w:link w:val="TitleChar"/>
     <w:uiPriority w:val="10"/>
     <w:qFormat/>
-    <w:rsid w:val="007106C8"/>
+    <w:rsid w:val="00E854FA"/>
     <w:pPr>
       <w:spacing w:after="300" w:line="240" w:lineRule="auto"/>
       <w:contextualSpacing/>
@@ -1748,7 +1731,7 @@
       <w:rFonts w:eastAsiaTheme="majorEastAsia" w:cstheme="majorBidi"/>
       <w:spacing w:val="5"/>
       <w:kern w:val="28"/>
-      <w:sz w:val="52"/>
+      <w:sz w:val="40"/>
       <w:szCs w:val="52"/>
       <w:lang w:val="sv-SE" w:eastAsia="en-US" w:bidi="ar-SA"/>
     </w:rPr>
@@ -1758,12 +1741,12 @@
     <w:basedOn w:val="DefaultParagraphFont"/>
     <w:link w:val="Title"/>
     <w:uiPriority w:val="10"/>
-    <w:rsid w:val="007106C8"/>
+    <w:rsid w:val="00E854FA"/>
     <w:rPr>
       <w:rFonts w:ascii="Times New Roman" w:eastAsiaTheme="majorEastAsia" w:hAnsi="Times New Roman" w:cstheme="majorBidi"/>
       <w:spacing w:val="5"/>
       <w:kern w:val="28"/>
-      <w:sz w:val="52"/>
+      <w:sz w:val="40"/>
       <w:szCs w:val="52"/>
       <w:lang w:val="sv-SE" w:eastAsia="en-US" w:bidi="ar-SA"/>
     </w:rPr>

--- a/klagomål/A 14855-2026 FSC-klagomål.docx
+++ b/klagomål/A 14855-2026 FSC-klagomål.docx
@@ -743,7 +743,7 @@
     <w:r>
       <w:tab/>
       <w:tab/>
-      <w:t>2026-06-18</w:t>
+      <w:t>2026-06-19</w:t>
       <w:br/>
       <w:br/>
     </w:r>

--- a/klagomål/A 14855-2026 FSC-klagomål.docx
+++ b/klagomål/A 14855-2026 FSC-klagomål.docx
@@ -743,7 +743,7 @@
     <w:r>
       <w:tab/>
       <w:tab/>
-      <w:t>2026-06-19</w:t>
+      <w:t>2026-06-20</w:t>
       <w:br/>
       <w:br/>
     </w:r>

--- a/klagomål/A 14855-2026 FSC-klagomål.docx
+++ b/klagomål/A 14855-2026 FSC-klagomål.docx
@@ -168,38 +168,7 @@
     </w:p>
     <w:p>
       <w:r>
-        <w:t>Detta dokument behandlar höga naturvärden i avverkningsanmälan A 14855-2026 i Nyköpings kommun som inkom 2026-03-23 och omfattar 3,5 ha.</w:t>
-      </w:r>
-    </w:p>
-    <w:p>
-      <w:r>
-        <w:t>Nedan presenteras fynd av naturvårdsarter och fridlysta arter som gjorts i det avverkningsanmälda området, samt relevanta utdrag ur standarderna för FSC, Chain of Custody, Controlled Wood och PEFC.</w:t>
-      </w:r>
-    </w:p>
-    <w:p>
-      <w:r>
-        <w:t>Vi förväntar oss att ni återkommer med ett skriftligt svar på vårt klagomål och även beskriver vilka korrigerande åtgärder ni satt in för att rätta till identifierade brister i er efterlevnad av den svenska FSC standarden.</w:t>
-      </w:r>
-    </w:p>
-    <w:p>
-      <w:pPr>
-        <w:pStyle w:val="Heading1"/>
-      </w:pPr>
-      <w:r>
-        <w:t>Naturvårdsarter</w:t>
-      </w:r>
-    </w:p>
-    <w:p>
-      <w:r>
-        <w:t>I avverkningsanmälan har följande 4 naturvårdsarter hittats: dropptaggsvamp (NT, T), Phellodon aquiloniniger (NT), grönpyrola (S, T) och vanlig padda (§6). Av dessa är 2 rödlistade. För rödlistade arter har rödlistekategorin angivits inom parentes. Arter som är signalarter enligt Skogsstyrelsen har markerats med (S). Typiska arter inom Natura 2000 som är kopplade till skogsekosystem har markerats med (T). För fridlysta arter anges även paragrafen i Artskyddsförordningen som arten är fridlyst enligt.</w:t>
-      </w:r>
-    </w:p>
-    <w:p>
-      <w:r>
-        <w:t>De påträffade naturvårdsarterna är ett tydligt kvitto på att det rör sig om en skog med höga naturvärden.</w:t>
-      </w:r>
-      <w:r>
-        <w:t xml:space="preserve"> I Figur 1 visas fyndplatser för naturvårdsarter i området, som finns registrerade på Artportalen.</w:t>
+        <w:t>Detta klagomål behandlar höga naturvärden i avverkningsanmälan A 14855-2026 i Nyköpings kommun som inkom 2026-03-23 och omfattar 3,5 ha.</w:t>
       </w:r>
     </w:p>
     <w:p>
@@ -247,28 +216,35 @@
         <w:spacing w:after="240"/>
       </w:pPr>
       <w:r>
-        <w:t>Figur 1. Fyndplatser för naturvårdsarter i avverkningsanmälan (röd linje). Markörer utan svart kant är placerade på fyndplatsen. Markörer med svart kant är placerade vid sidan av fyndplatsen och har ett svart streck som visar fyndplatsens exakta position. Kartans mittpunktskoordinat är N 6515285, E 607738 i SWEREF 99 TM.</w:t>
+        <w:t>Figur 1. Fyndplatser för naturvårdsarter i avverkningsanmälan. Markörer utan svart kant är placerade på fyndplatsen. Markörer med svart kant är placerade vid sidan av fyndplatsen har ett svart streck som visar fyndplatsens exakta position. Kartans mittpunktskoordinat är N 6515285, E 607738 i SWEREF 99 TM.</w:t>
+      </w:r>
+    </w:p>
+    <w:p>
+      <w:r>
+        <w:t>I avverkningsanmälan finns fynd av 4 naturvårdsarter, varav 2 är rödlistade, 1 är fridlyst, 2 är typiska (T) och 1 är signalart (S): dropptaggsvamp (NT, T), Phellodon aquiloniniger (NT), grönpyrola (S, T) och vanlig padda (§6). Se Figur 1.</w:t>
+      </w:r>
+    </w:p>
+    <w:p>
+      <w:r>
+        <w:t>Nedan presenteras relevanta utdrag ur standarderna för FSC, Chain of Custody, Controlled Wood och PEFC.</w:t>
+      </w:r>
+    </w:p>
+    <w:p>
+      <w:r>
+        <w:t>Vi förväntar oss att ni återkommer med ett skriftligt svar på vårt klagomål och även beskriver vilka korrigerande åtgärder ni satt in för att rätta till identifierade brister i er efterlevnad av den svenska FSC standarden.</w:t>
       </w:r>
     </w:p>
     <w:p>
       <w:pPr>
-        <w:pStyle w:val="Heading2"/>
+        <w:pStyle w:val="Heading1"/>
       </w:pPr>
       <w:r>
-        <w:t>Fridlysta arter</w:t>
+        <w:t>Naturvårdsarter och fridlysta arter</w:t>
       </w:r>
     </w:p>
     <w:p>
       <w:r>
-        <w:t>Följande fridlysta arter har sina livsmiljöer och växtplatser i den avverkningsanmälda skogen: vanlig padda (§6).</w:t>
-      </w:r>
-    </w:p>
-    <w:p>
-      <w:pPr>
-        <w:pStyle w:val="Heading2"/>
-      </w:pPr>
-      <w:r>
-        <w:t>Övriga naturvårdsarter</w:t>
+        <w:t>Nedan följer beskrivningar av de naturvårdsarter och fridlysta arter som har sina livsmiljöer och växtplatser i den avverkningsanmälda skogen. De påträffade naturvårdsarterna är ett tydligt kvitto på att det rör sig om en skog med höga naturvärden.</w:t>
       </w:r>
     </w:p>
     <w:p>
@@ -289,6 +265,24 @@
       </w:r>
       <w:r>
         <w:t>(SLU Artdatabanken, 2026).</w:t>
+      </w:r>
+    </w:p>
+    <w:p>
+      <w:r>
+        <w:rPr>
+          <w:b/>
+          <w:i/>
+        </w:rPr>
+        <w:t xml:space="preserve">Phellodon aquiloniniger </w:t>
+      </w:r>
+      <w:r>
+        <w:rPr>
+          <w:b/>
+        </w:rPr>
+        <w:t xml:space="preserve">(NT) </w:t>
+      </w:r>
+      <w:r>
+        <w:t>är en taggsvamp som bildar mykorrhiza med tall, eventuellt även med gran, i sandtallskog och annan näringsfattig äldre tallskog och barrblandskog. Den totala populationen i landet bedöms ha minskat och förväntas fortsätta minska på grund av slutavverkning av äldre barrskog och kontinuitetsskog. Arten har begränsad förmåga att återetablera sig efter slutavverkning eller andra storskaliga skogsbruksåtgärder, och det finns inga indikationer på att den långsiktigt kan etablera eller reproducera sig i bestånd som brukas med trakthyggesmetoder, markberedning, gödsling eller förädlat plantmaterial. Uppfyller kriterierna för att bli rödlistad på grund av ny kunskap som visar att en större andel av populationen än tidigare bedömt är knuten till kontinuitetsbarrskog. Minskningstakten för den svenska populationen bedöms vara nära gränsvärdet för sårbar (VU) (SLU Artdatabanken, 2026).</w:t>
       </w:r>
     </w:p>
     <w:p>
@@ -318,24 +312,6 @@
       </w:r>
       <w:r>
         <w:t>(Nitare &amp; Skogsstyrelsen, 2019; SLU Artdatabanken, 2025).</w:t>
-      </w:r>
-    </w:p>
-    <w:p>
-      <w:r>
-        <w:rPr>
-          <w:b/>
-          <w:i/>
-        </w:rPr>
-        <w:t xml:space="preserve">Phellodon aquiloniniger </w:t>
-      </w:r>
-      <w:r>
-        <w:rPr>
-          <w:b/>
-        </w:rPr>
-        <w:t xml:space="preserve">(NT) </w:t>
-      </w:r>
-      <w:r>
-        <w:t>är en taggsvamp som bildar mykorrhiza med tall, eventuellt även med gran, i sandtallskog och annan näringsfattig äldre tallskog och barrblandskog. Den totala populationen i landet bedöms ha minskat och förväntas fortsätta minska på grund av slutavverkning av äldre barrskog och kontinuitetsskog. Arten har begränsad förmåga att återetablera sig efter slutavverkning eller andra storskaliga skogsbruksåtgärder, och det finns inga indikationer på att den långsiktigt kan etablera eller reproducera sig i bestånd som brukas med trakthyggesmetoder, markberedning, gödsling eller förädlat plantmaterial. Uppfyller kriterierna för att bli rödlistad på grund av ny kunskap som visar att en större andel av populationen än tidigare bedömt är knuten till kontinuitetsbarrskog. Minskningstakten för den svenska populationen bedöms vara nära gränsvärdet för sårbar (VU) (SLU Artdatabanken, 2026).</w:t>
       </w:r>
     </w:p>
     <w:p>
@@ -743,7 +719,7 @@
     <w:r>
       <w:tab/>
       <w:tab/>
-      <w:t>2026-06-20</w:t>
+      <w:t>2026-06-21</w:t>
       <w:br/>
       <w:br/>
     </w:r>

--- a/klagomål/A 14855-2026 FSC-klagomål.docx
+++ b/klagomål/A 14855-2026 FSC-klagomål.docx
@@ -719,7 +719,7 @@
     <w:r>
       <w:tab/>
       <w:tab/>
-      <w:t>2026-06-21</w:t>
+      <w:t>2026-06-22</w:t>
       <w:br/>
       <w:br/>
     </w:r>

--- a/klagomål/A 14855-2026 FSC-klagomål.docx
+++ b/klagomål/A 14855-2026 FSC-klagomål.docx
@@ -719,7 +719,7 @@
     <w:r>
       <w:tab/>
       <w:tab/>
-      <w:t>2026-06-22</w:t>
+      <w:t>2026-06-23</w:t>
       <w:br/>
       <w:br/>
     </w:r>

--- a/klagomål/A 14855-2026 FSC-klagomål.docx
+++ b/klagomål/A 14855-2026 FSC-klagomål.docx
@@ -719,7 +719,7 @@
     <w:r>
       <w:tab/>
       <w:tab/>
-      <w:t>2026-06-23</w:t>
+      <w:t>2026-06-24</w:t>
       <w:br/>
       <w:br/>
     </w:r>

--- a/klagomål/A 14855-2026 FSC-klagomål.docx
+++ b/klagomål/A 14855-2026 FSC-klagomål.docx
@@ -719,7 +719,7 @@
     <w:r>
       <w:tab/>
       <w:tab/>
-      <w:t>2026-06-24</w:t>
+      <w:t>2026-06-25</w:t>
       <w:br/>
       <w:br/>
     </w:r>

--- a/klagomål/A 14855-2026 FSC-klagomål.docx
+++ b/klagomål/A 14855-2026 FSC-klagomål.docx
@@ -719,7 +719,7 @@
     <w:r>
       <w:tab/>
       <w:tab/>
-      <w:t>2026-06-25</w:t>
+      <w:t>2026-06-26</w:t>
       <w:br/>
       <w:br/>
     </w:r>

--- a/klagomål/A 14855-2026 FSC-klagomål.docx
+++ b/klagomål/A 14855-2026 FSC-klagomål.docx
@@ -719,7 +719,7 @@
     <w:r>
       <w:tab/>
       <w:tab/>
-      <w:t>2026-06-26</w:t>
+      <w:t>2026-06-27</w:t>
       <w:br/>
       <w:br/>
     </w:r>

--- a/klagomål/A 14855-2026 FSC-klagomål.docx
+++ b/klagomål/A 14855-2026 FSC-klagomål.docx
@@ -719,7 +719,7 @@
     <w:r>
       <w:tab/>
       <w:tab/>
-      <w:t>2026-06-27</w:t>
+      <w:t>2026-06-28</w:t>
       <w:br/>
       <w:br/>
     </w:r>

--- a/klagomål/A 14855-2026 FSC-klagomål.docx
+++ b/klagomål/A 14855-2026 FSC-klagomål.docx
@@ -719,7 +719,7 @@
     <w:r>
       <w:tab/>
       <w:tab/>
-      <w:t>2026-06-28</w:t>
+      <w:t>2026-06-29</w:t>
       <w:br/>
       <w:br/>
     </w:r>

--- a/klagomål/A 14855-2026 FSC-klagomål.docx
+++ b/klagomål/A 14855-2026 FSC-klagomål.docx
@@ -719,7 +719,7 @@
     <w:r>
       <w:tab/>
       <w:tab/>
-      <w:t>2026-06-29</w:t>
+      <w:t>2026-06-30</w:t>
       <w:br/>
       <w:br/>
     </w:r>

--- a/klagomål/A 14855-2026 FSC-klagomål.docx
+++ b/klagomål/A 14855-2026 FSC-klagomål.docx
@@ -719,7 +719,7 @@
     <w:r>
       <w:tab/>
       <w:tab/>
-      <w:t>2026-06-30</w:t>
+      <w:t>2026-07-01</w:t>
       <w:br/>
       <w:br/>
     </w:r>

--- a/klagomål/A 14855-2026 FSC-klagomål.docx
+++ b/klagomål/A 14855-2026 FSC-klagomål.docx
@@ -719,7 +719,7 @@
     <w:r>
       <w:tab/>
       <w:tab/>
-      <w:t>2026-07-01</w:t>
+      <w:t>2026-07-02</w:t>
       <w:br/>
       <w:br/>
     </w:r>

--- a/klagomål/A 14855-2026 FSC-klagomål.docx
+++ b/klagomål/A 14855-2026 FSC-klagomål.docx
@@ -719,7 +719,7 @@
     <w:r>
       <w:tab/>
       <w:tab/>
-      <w:t>2026-07-13</w:t>
+      <w:t>2026-07-14</w:t>
       <w:br/>
       <w:br/>
     </w:r>

--- a/klagomål/A 14855-2026 FSC-klagomål.docx
+++ b/klagomål/A 14855-2026 FSC-klagomål.docx
@@ -719,7 +719,7 @@
     <w:r>
       <w:tab/>
       <w:tab/>
-      <w:t>2026-07-14</w:t>
+      <w:t>2026-07-15</w:t>
       <w:br/>
       <w:br/>
     </w:r>

--- a/klagomål/A 14855-2026 FSC-klagomål.docx
+++ b/klagomål/A 14855-2026 FSC-klagomål.docx
@@ -719,7 +719,7 @@
     <w:r>
       <w:tab/>
       <w:tab/>
-      <w:t>2026-07-15</w:t>
+      <w:t>2026-07-16</w:t>
       <w:br/>
       <w:br/>
     </w:r>

--- a/klagomål/A 14855-2026 FSC-klagomål.docx
+++ b/klagomål/A 14855-2026 FSC-klagomål.docx
@@ -719,7 +719,7 @@
     <w:r>
       <w:tab/>
       <w:tab/>
-      <w:t>2026-07-16</w:t>
+      <w:t>2026-07-17</w:t>
       <w:br/>
       <w:br/>
     </w:r>

--- a/klagomål/A 14855-2026 FSC-klagomål.docx
+++ b/klagomål/A 14855-2026 FSC-klagomål.docx
@@ -719,7 +719,7 @@
     <w:r>
       <w:tab/>
       <w:tab/>
-      <w:t>2026-07-17</w:t>
+      <w:t>2026-07-18</w:t>
       <w:br/>
       <w:br/>
     </w:r>

--- a/klagomål/A 14855-2026 FSC-klagomål.docx
+++ b/klagomål/A 14855-2026 FSC-klagomål.docx
@@ -719,7 +719,7 @@
     <w:r>
       <w:tab/>
       <w:tab/>
-      <w:t>2026-07-18</w:t>
+      <w:t>2026-07-19</w:t>
       <w:br/>
       <w:br/>
     </w:r>

--- a/klagomål/A 14855-2026 FSC-klagomål.docx
+++ b/klagomål/A 14855-2026 FSC-klagomål.docx
@@ -719,7 +719,7 @@
     <w:r>
       <w:tab/>
       <w:tab/>
-      <w:t>2026-07-19</w:t>
+      <w:t>2026-07-20</w:t>
       <w:br/>
       <w:br/>
     </w:r>

--- a/klagomål/A 14855-2026 FSC-klagomål.docx
+++ b/klagomål/A 14855-2026 FSC-klagomål.docx
@@ -719,7 +719,7 @@
     <w:r>
       <w:tab/>
       <w:tab/>
-      <w:t>2026-07-20</w:t>
+      <w:t>2026-07-21</w:t>
       <w:br/>
       <w:br/>
     </w:r>

--- a/klagomål/A 14855-2026 FSC-klagomål.docx
+++ b/klagomål/A 14855-2026 FSC-klagomål.docx
@@ -719,7 +719,7 @@
     <w:r>
       <w:tab/>
       <w:tab/>
-      <w:t>2026-07-21</w:t>
+      <w:t>2026-07-22</w:t>
       <w:br/>
       <w:br/>
     </w:r>

--- a/klagomål/A 14855-2026 FSC-klagomål.docx
+++ b/klagomål/A 14855-2026 FSC-klagomål.docx
@@ -719,7 +719,7 @@
     <w:r>
       <w:tab/>
       <w:tab/>
-      <w:t>2026-07-22</w:t>
+      <w:t>2026-07-23</w:t>
       <w:br/>
       <w:br/>
     </w:r>

--- a/klagomål/A 14855-2026 FSC-klagomål.docx
+++ b/klagomål/A 14855-2026 FSC-klagomål.docx
@@ -719,7 +719,7 @@
     <w:r>
       <w:tab/>
       <w:tab/>
-      <w:t>2026-07-23</w:t>
+      <w:t>2026-07-24</w:t>
       <w:br/>
       <w:br/>
     </w:r>

--- a/klagomål/A 14855-2026 FSC-klagomål.docx
+++ b/klagomål/A 14855-2026 FSC-klagomål.docx
@@ -719,7 +719,7 @@
     <w:r>
       <w:tab/>
       <w:tab/>
-      <w:t>2026-07-24</w:t>
+      <w:t>2026-07-25</w:t>
       <w:br/>
       <w:br/>
     </w:r>

--- a/klagomål/A 14855-2026 FSC-klagomål.docx
+++ b/klagomål/A 14855-2026 FSC-klagomål.docx
@@ -719,7 +719,7 @@
     <w:r>
       <w:tab/>
       <w:tab/>
-      <w:t>2026-07-25</w:t>
+      <w:t>2026-07-26</w:t>
       <w:br/>
       <w:br/>
     </w:r>

--- a/klagomål/A 14855-2026 FSC-klagomål.docx
+++ b/klagomål/A 14855-2026 FSC-klagomål.docx
@@ -719,7 +719,7 @@
     <w:r>
       <w:tab/>
       <w:tab/>
-      <w:t>2026-07-26</w:t>
+      <w:t>2026-07-27</w:t>
       <w:br/>
       <w:br/>
     </w:r>

--- a/klagomål/A 14855-2026 FSC-klagomål.docx
+++ b/klagomål/A 14855-2026 FSC-klagomål.docx
@@ -719,7 +719,7 @@
     <w:r>
       <w:tab/>
       <w:tab/>
-      <w:t>2026-07-27</w:t>
+      <w:t>2026-07-28</w:t>
       <w:br/>
       <w:br/>
     </w:r>

--- a/klagomål/A 14855-2026 FSC-klagomål.docx
+++ b/klagomål/A 14855-2026 FSC-klagomål.docx
@@ -719,7 +719,7 @@
     <w:r>
       <w:tab/>
       <w:tab/>
-      <w:t>2026-07-28</w:t>
+      <w:t>2026-07-29</w:t>
       <w:br/>
       <w:br/>
     </w:r>

--- a/klagomål/A 14855-2026 FSC-klagomål.docx
+++ b/klagomål/A 14855-2026 FSC-klagomål.docx
@@ -719,7 +719,7 @@
     <w:r>
       <w:tab/>
       <w:tab/>
-      <w:t>2026-07-29</w:t>
+      <w:t>2026-07-30</w:t>
       <w:br/>
       <w:br/>
     </w:r>

--- a/klagomål/A 14855-2026 FSC-klagomål.docx
+++ b/klagomål/A 14855-2026 FSC-klagomål.docx
@@ -719,7 +719,7 @@
     <w:r>
       <w:tab/>
       <w:tab/>
-      <w:t>2026-07-30</w:t>
+      <w:t>2026-07-31</w:t>
       <w:br/>
       <w:br/>
     </w:r>

--- a/klagomål/A 14855-2026 FSC-klagomål.docx
+++ b/klagomål/A 14855-2026 FSC-klagomål.docx
@@ -719,7 +719,7 @@
     <w:r>
       <w:tab/>
       <w:tab/>
-      <w:t>2026-07-31</w:t>
+      <w:t>2026-08-01</w:t>
       <w:br/>
       <w:br/>
     </w:r>

--- a/klagomål/A 14855-2026 FSC-klagomål.docx
+++ b/klagomål/A 14855-2026 FSC-klagomål.docx
@@ -719,7 +719,7 @@
     <w:r>
       <w:tab/>
       <w:tab/>
-      <w:t>2026-08-01</w:t>
+      <w:t>2026-08-02</w:t>
       <w:br/>
       <w:br/>
     </w:r>

--- a/klagomål/A 14855-2026 FSC-klagomål.docx
+++ b/klagomål/A 14855-2026 FSC-klagomål.docx
@@ -719,7 +719,7 @@
     <w:r>
       <w:tab/>
       <w:tab/>
-      <w:t>2026-08-02</w:t>
+      <w:t>2026-08-03</w:t>
       <w:br/>
       <w:br/>
     </w:r>

--- a/klagomål/A 14855-2026 FSC-klagomål.docx
+++ b/klagomål/A 14855-2026 FSC-klagomål.docx
@@ -719,7 +719,7 @@
     <w:r>
       <w:tab/>
       <w:tab/>
-      <w:t>2026-08-03</w:t>
+      <w:t>2026-08-05</w:t>
       <w:br/>
       <w:br/>
     </w:r>

--- a/klagomål/A 14855-2026 FSC-klagomål.docx
+++ b/klagomål/A 14855-2026 FSC-klagomål.docx
@@ -719,7 +719,7 @@
     <w:r>
       <w:tab/>
       <w:tab/>
-      <w:t>2026-08-05</w:t>
+      <w:t>2026-08-07</w:t>
       <w:br/>
       <w:br/>
     </w:r>

--- a/klagomål/A 14855-2026 FSC-klagomål.docx
+++ b/klagomål/A 14855-2026 FSC-klagomål.docx
@@ -719,7 +719,7 @@
     <w:r>
       <w:tab/>
       <w:tab/>
-      <w:t>2026-08-07</w:t>
+      <w:t>2026-08-08</w:t>
       <w:br/>
       <w:br/>
     </w:r>

--- a/klagomål/A 14855-2026 FSC-klagomål.docx
+++ b/klagomål/A 14855-2026 FSC-klagomål.docx
@@ -216,7 +216,7 @@
         <w:spacing w:after="240"/>
       </w:pPr>
       <w:r>
-        <w:t>Figur 1. Fyndplatser för naturvårdsarter i avverkningsanmälan. Markörer utan svart kant är placerade på fyndplatsen. Markörer med svart kant är placerade vid sidan av fyndplatsen har ett svart streck som visar fyndplatsens exakta position. Kartans mittpunktskoordinat är N 6515285, E 607738 i SWEREF 99 TM.</w:t>
+        <w:t>Figur 1. Fyndplatser för naturvårdsarter i avverkningsanmälan. Markörer utan svart kant är placerade på fyndplatsen. Markörer med svart kant är placerade vid sidan av fyndplatsen och har ett svart streck som visar fyndplatsens exakta position. Kartans mittpunktskoordinat är N 6515285, E 607738 i SWEREF 99 TM.</w:t>
       </w:r>
     </w:p>
     <w:p>
@@ -719,7 +719,7 @@
     <w:r>
       <w:tab/>
       <w:tab/>
-      <w:t>2026-08-14</w:t>
+      <w:t>2026-08-15</w:t>
       <w:br/>
       <w:br/>
     </w:r>

--- a/klagomål/A 14855-2026 FSC-klagomål.docx
+++ b/klagomål/A 14855-2026 FSC-klagomål.docx
@@ -719,7 +719,7 @@
     <w:r>
       <w:tab/>
       <w:tab/>
-      <w:t>2026-08-15</w:t>
+      <w:t>2026-08-16</w:t>
       <w:br/>
       <w:br/>
     </w:r>

--- a/klagomål/A 14855-2026 FSC-klagomål.docx
+++ b/klagomål/A 14855-2026 FSC-klagomål.docx
@@ -719,7 +719,7 @@
     <w:r>
       <w:tab/>
       <w:tab/>
-      <w:t>2026-08-16</w:t>
+      <w:t>2026-08-17</w:t>
       <w:br/>
       <w:br/>
     </w:r>

--- a/klagomål/A 14855-2026 FSC-klagomål.docx
+++ b/klagomål/A 14855-2026 FSC-klagomål.docx
@@ -719,7 +719,7 @@
     <w:r>
       <w:tab/>
       <w:tab/>
-      <w:t>2026-08-17</w:t>
+      <w:t>2026-08-18</w:t>
       <w:br/>
       <w:br/>
     </w:r>

--- a/klagomål/A 14855-2026 FSC-klagomål.docx
+++ b/klagomål/A 14855-2026 FSC-klagomål.docx
@@ -719,7 +719,7 @@
     <w:r>
       <w:tab/>
       <w:tab/>
-      <w:t>2026-08-18</w:t>
+      <w:t>2026-08-19</w:t>
       <w:br/>
       <w:br/>
     </w:r>

--- a/klagomål/A 14855-2026 FSC-klagomål.docx
+++ b/klagomål/A 14855-2026 FSC-klagomål.docx
@@ -719,7 +719,7 @@
     <w:r>
       <w:tab/>
       <w:tab/>
-      <w:t>2026-08-19</w:t>
+      <w:t>2026-08-20</w:t>
       <w:br/>
       <w:br/>
     </w:r>

--- a/klagomål/A 14855-2026 FSC-klagomål.docx
+++ b/klagomål/A 14855-2026 FSC-klagomål.docx
@@ -719,7 +719,7 @@
     <w:r>
       <w:tab/>
       <w:tab/>
-      <w:t>2026-08-20</w:t>
+      <w:t>2026-08-21</w:t>
       <w:br/>
       <w:br/>
     </w:r>

--- a/klagomål/A 14855-2026 FSC-klagomål.docx
+++ b/klagomål/A 14855-2026 FSC-klagomål.docx
@@ -719,7 +719,7 @@
     <w:r>
       <w:tab/>
       <w:tab/>
-      <w:t>2026-08-21</w:t>
+      <w:t>2026-08-22</w:t>
       <w:br/>
       <w:br/>
     </w:r>

--- a/klagomål/A 14855-2026 FSC-klagomål.docx
+++ b/klagomål/A 14855-2026 FSC-klagomål.docx
@@ -719,7 +719,7 @@
     <w:r>
       <w:tab/>
       <w:tab/>
-      <w:t>2026-08-22</w:t>
+      <w:t>2026-08-23</w:t>
       <w:br/>
       <w:br/>
     </w:r>

--- a/klagomål/A 14855-2026 FSC-klagomål.docx
+++ b/klagomål/A 14855-2026 FSC-klagomål.docx
@@ -719,7 +719,7 @@
     <w:r>
       <w:tab/>
       <w:tab/>
-      <w:t>2026-08-23</w:t>
+      <w:t>2026-08-24</w:t>
       <w:br/>
       <w:br/>
     </w:r>

--- a/klagomål/A 14855-2026 FSC-klagomål.docx
+++ b/klagomål/A 14855-2026 FSC-klagomål.docx
@@ -719,7 +719,7 @@
     <w:r>
       <w:tab/>
       <w:tab/>
-      <w:t>2026-08-24</w:t>
+      <w:t>2026-08-25</w:t>
       <w:br/>
       <w:br/>
     </w:r>

--- a/klagomål/A 14855-2026 FSC-klagomål.docx
+++ b/klagomål/A 14855-2026 FSC-klagomål.docx
@@ -719,7 +719,7 @@
     <w:r>
       <w:tab/>
       <w:tab/>
-      <w:t>2026-08-25</w:t>
+      <w:t>2026-08-26</w:t>
       <w:br/>
       <w:br/>
     </w:r>

--- a/klagomål/A 14855-2026 FSC-klagomål.docx
+++ b/klagomål/A 14855-2026 FSC-klagomål.docx
@@ -719,7 +719,7 @@
     <w:r>
       <w:tab/>
       <w:tab/>
-      <w:t>2026-08-26</w:t>
+      <w:t>2026-08-27</w:t>
       <w:br/>
       <w:br/>
     </w:r>

--- a/klagomål/A 14855-2026 FSC-klagomål.docx
+++ b/klagomål/A 14855-2026 FSC-klagomål.docx
@@ -719,7 +719,7 @@
     <w:r>
       <w:tab/>
       <w:tab/>
-      <w:t>2026-08-27</w:t>
+      <w:t>2026-08-28</w:t>
       <w:br/>
       <w:br/>
     </w:r>

--- a/klagomål/A 14855-2026 FSC-klagomål.docx
+++ b/klagomål/A 14855-2026 FSC-klagomål.docx
@@ -719,7 +719,7 @@
     <w:r>
       <w:tab/>
       <w:tab/>
-      <w:t>2026-08-28</w:t>
+      <w:t>2026-08-29</w:t>
       <w:br/>
       <w:br/>
     </w:r>

--- a/klagomål/A 14855-2026 FSC-klagomål.docx
+++ b/klagomål/A 14855-2026 FSC-klagomål.docx
@@ -719,7 +719,7 @@
     <w:r>
       <w:tab/>
       <w:tab/>
-      <w:t>2026-08-29</w:t>
+      <w:t>2026-08-31</w:t>
       <w:br/>
       <w:br/>
     </w:r>

--- a/klagomål/A 14855-2026 FSC-klagomål.docx
+++ b/klagomål/A 14855-2026 FSC-klagomål.docx
@@ -719,7 +719,7 @@
     <w:r>
       <w:tab/>
       <w:tab/>
-      <w:t>2026-08-31</w:t>
+      <w:t>2026-09-01</w:t>
       <w:br/>
       <w:br/>
     </w:r>

--- a/klagomål/A 14855-2026 FSC-klagomål.docx
+++ b/klagomål/A 14855-2026 FSC-klagomål.docx
@@ -719,7 +719,7 @@
     <w:r>
       <w:tab/>
       <w:tab/>
-      <w:t>2026-09-01</w:t>
+      <w:t>2026-09-02</w:t>
       <w:br/>
       <w:br/>
     </w:r>

--- a/klagomål/A 14855-2026 FSC-klagomål.docx
+++ b/klagomål/A 14855-2026 FSC-klagomål.docx
@@ -719,7 +719,7 @@
     <w:r>
       <w:tab/>
       <w:tab/>
-      <w:t>2026-09-02</w:t>
+      <w:t>2026-09-03</w:t>
       <w:br/>
       <w:br/>
     </w:r>

--- a/klagomål/A 14855-2026 FSC-klagomål.docx
+++ b/klagomål/A 14855-2026 FSC-klagomål.docx
@@ -719,7 +719,7 @@
     <w:r>
       <w:tab/>
       <w:tab/>
-      <w:t>2026-09-03</w:t>
+      <w:t>2026-09-04</w:t>
       <w:br/>
       <w:br/>
     </w:r>

--- a/klagomål/A 14855-2026 FSC-klagomål.docx
+++ b/klagomål/A 14855-2026 FSC-klagomål.docx
@@ -719,7 +719,7 @@
     <w:r>
       <w:tab/>
       <w:tab/>
-      <w:t>2026-09-04</w:t>
+      <w:t>2026-09-05</w:t>
       <w:br/>
       <w:br/>
     </w:r>
